--- a/docs/Phase3_Younes_Iferd.docx
+++ b/docs/Phase3_Younes_Iferd.docx
@@ -5552,14 +5552,289 @@
           <w:sz w:val="18"/>
           <w:szCs w:val="18"/>
         </w:rPr>
+        <w:t>.</w:t>
+      </w:r>
+      <w:r>
+        <w:t xml:space="preserve"> </w:t>
+      </w:r>
+      <w:r>
+        <w:rPr>
+          <w:sz w:val="18"/>
+          <w:szCs w:val="18"/>
+        </w:rPr>
+        <w:t xml:space="preserve">Eine AUSLEIHE </w:t>
+      </w:r>
+      <w:proofErr w:type="spellStart"/>
+      <w:r>
+        <w:rPr>
+          <w:sz w:val="18"/>
+          <w:szCs w:val="18"/>
+        </w:rPr>
+        <w:t>wird</w:t>
+      </w:r>
+      <w:proofErr w:type="spellEnd"/>
+      <w:r>
+        <w:rPr>
+          <w:sz w:val="18"/>
+          <w:szCs w:val="18"/>
+        </w:rPr>
+        <w:t xml:space="preserve"> </w:t>
+      </w:r>
+      <w:proofErr w:type="spellStart"/>
+      <w:r>
+        <w:rPr>
+          <w:sz w:val="18"/>
+          <w:szCs w:val="18"/>
+        </w:rPr>
+        <w:t>über</w:t>
+      </w:r>
+      <w:proofErr w:type="spellEnd"/>
+      <w:r>
+        <w:rPr>
+          <w:sz w:val="18"/>
+          <w:szCs w:val="18"/>
+        </w:rPr>
+        <w:t xml:space="preserve"> die </w:t>
+      </w:r>
+      <w:proofErr w:type="spellStart"/>
+      <w:r>
+        <w:rPr>
+          <w:sz w:val="18"/>
+          <w:szCs w:val="18"/>
+        </w:rPr>
+        <w:t>eindeutige</w:t>
+      </w:r>
+      <w:proofErr w:type="spellEnd"/>
+      <w:r>
+        <w:rPr>
+          <w:sz w:val="18"/>
+          <w:szCs w:val="18"/>
+        </w:rPr>
+        <w:t xml:space="preserve"> </w:t>
+      </w:r>
+      <w:proofErr w:type="spellStart"/>
+      <w:r>
+        <w:rPr>
+          <w:sz w:val="18"/>
+          <w:szCs w:val="18"/>
+        </w:rPr>
+        <w:t>Anfrage_ID</w:t>
+      </w:r>
+      <w:proofErr w:type="spellEnd"/>
+      <w:r>
+        <w:rPr>
+          <w:sz w:val="18"/>
+          <w:szCs w:val="18"/>
+        </w:rPr>
+        <w:t xml:space="preserve"> </w:t>
+      </w:r>
+      <w:proofErr w:type="spellStart"/>
+      <w:r>
+        <w:rPr>
+          <w:sz w:val="18"/>
+          <w:szCs w:val="18"/>
+        </w:rPr>
+        <w:t>genau</w:t>
+      </w:r>
+      <w:proofErr w:type="spellEnd"/>
+      <w:r>
+        <w:rPr>
+          <w:sz w:val="18"/>
+          <w:szCs w:val="18"/>
+        </w:rPr>
+        <w:t xml:space="preserve"> </w:t>
+      </w:r>
+      <w:proofErr w:type="spellStart"/>
+      <w:r>
+        <w:rPr>
+          <w:sz w:val="18"/>
+          <w:szCs w:val="18"/>
+        </w:rPr>
+        <w:t>einer</w:t>
+      </w:r>
+      <w:proofErr w:type="spellEnd"/>
+      <w:r>
+        <w:rPr>
+          <w:sz w:val="18"/>
+          <w:szCs w:val="18"/>
+        </w:rPr>
+        <w:t xml:space="preserve"> AUSLEIHANFRAGE </w:t>
+      </w:r>
+      <w:proofErr w:type="spellStart"/>
+      <w:r>
+        <w:rPr>
+          <w:sz w:val="18"/>
+          <w:szCs w:val="18"/>
+        </w:rPr>
+        <w:t>zugeordnet</w:t>
+      </w:r>
+      <w:proofErr w:type="spellEnd"/>
+      <w:r>
+        <w:rPr>
+          <w:sz w:val="18"/>
+          <w:szCs w:val="18"/>
+        </w:rPr>
+        <w:t xml:space="preserve">. Eine </w:t>
+      </w:r>
+      <w:proofErr w:type="spellStart"/>
+      <w:r>
+        <w:rPr>
+          <w:sz w:val="18"/>
+          <w:szCs w:val="18"/>
+        </w:rPr>
+        <w:t>Ausleihe</w:t>
+      </w:r>
+      <w:proofErr w:type="spellEnd"/>
+      <w:r>
+        <w:rPr>
+          <w:sz w:val="18"/>
+          <w:szCs w:val="18"/>
+        </w:rPr>
+        <w:t xml:space="preserve"> </w:t>
+      </w:r>
+      <w:proofErr w:type="spellStart"/>
+      <w:r>
+        <w:rPr>
+          <w:sz w:val="18"/>
+          <w:szCs w:val="18"/>
+        </w:rPr>
+        <w:t>darf</w:t>
+      </w:r>
+      <w:proofErr w:type="spellEnd"/>
+      <w:r>
+        <w:rPr>
+          <w:sz w:val="18"/>
+          <w:szCs w:val="18"/>
+        </w:rPr>
+        <w:t xml:space="preserve"> </w:t>
+      </w:r>
+      <w:proofErr w:type="spellStart"/>
+      <w:r>
+        <w:rPr>
+          <w:sz w:val="18"/>
+          <w:szCs w:val="18"/>
+        </w:rPr>
+        <w:t>nur</w:t>
+      </w:r>
+      <w:proofErr w:type="spellEnd"/>
+      <w:r>
+        <w:rPr>
+          <w:sz w:val="18"/>
+          <w:szCs w:val="18"/>
+        </w:rPr>
+        <w:t xml:space="preserve"> </w:t>
+      </w:r>
+      <w:proofErr w:type="spellStart"/>
+      <w:r>
+        <w:rPr>
+          <w:sz w:val="18"/>
+          <w:szCs w:val="18"/>
+        </w:rPr>
+        <w:t>aus</w:t>
+      </w:r>
+      <w:proofErr w:type="spellEnd"/>
+      <w:r>
+        <w:rPr>
+          <w:sz w:val="18"/>
+          <w:szCs w:val="18"/>
+        </w:rPr>
+        <w:t xml:space="preserve"> </w:t>
+      </w:r>
+      <w:proofErr w:type="spellStart"/>
+      <w:r>
+        <w:rPr>
+          <w:sz w:val="18"/>
+          <w:szCs w:val="18"/>
+        </w:rPr>
+        <w:t>einer</w:t>
+      </w:r>
+      <w:proofErr w:type="spellEnd"/>
+      <w:r>
+        <w:rPr>
+          <w:sz w:val="18"/>
+          <w:szCs w:val="18"/>
+        </w:rPr>
+        <w:t xml:space="preserve"> </w:t>
+      </w:r>
+      <w:proofErr w:type="spellStart"/>
+      <w:r>
+        <w:rPr>
+          <w:sz w:val="18"/>
+          <w:szCs w:val="18"/>
+        </w:rPr>
+        <w:t>angenommenen</w:t>
+      </w:r>
+      <w:proofErr w:type="spellEnd"/>
+      <w:r>
+        <w:rPr>
+          <w:sz w:val="18"/>
+          <w:szCs w:val="18"/>
+        </w:rPr>
+        <w:t xml:space="preserve"> </w:t>
+      </w:r>
+      <w:proofErr w:type="spellStart"/>
+      <w:r>
+        <w:rPr>
+          <w:sz w:val="18"/>
+          <w:szCs w:val="18"/>
+        </w:rPr>
+        <w:t>Anfrage</w:t>
+      </w:r>
+      <w:proofErr w:type="spellEnd"/>
+      <w:r>
+        <w:rPr>
+          <w:sz w:val="18"/>
+          <w:szCs w:val="18"/>
+        </w:rPr>
+        <w:t xml:space="preserve"> </w:t>
+      </w:r>
+      <w:proofErr w:type="spellStart"/>
+      <w:r>
+        <w:rPr>
+          <w:sz w:val="18"/>
+          <w:szCs w:val="18"/>
+        </w:rPr>
+        <w:t>entstehen</w:t>
+      </w:r>
+      <w:proofErr w:type="spellEnd"/>
+      <w:r>
+        <w:rPr>
+          <w:sz w:val="18"/>
+          <w:szCs w:val="18"/>
+        </w:rPr>
         <w:t xml:space="preserve">. </w:t>
       </w:r>
-      <w:r>
-        <w:rPr>
-          <w:sz w:val="18"/>
-          <w:szCs w:val="18"/>
-        </w:rPr>
-        <w:t xml:space="preserve">Eine AUSLEIHE </w:t>
+      <w:proofErr w:type="spellStart"/>
+      <w:r>
+        <w:rPr>
+          <w:sz w:val="18"/>
+          <w:szCs w:val="18"/>
+        </w:rPr>
+        <w:t>Diese</w:t>
+      </w:r>
+      <w:proofErr w:type="spellEnd"/>
+      <w:r>
+        <w:rPr>
+          <w:sz w:val="18"/>
+          <w:szCs w:val="18"/>
+        </w:rPr>
+        <w:t xml:space="preserve"> </w:t>
+      </w:r>
+      <w:proofErr w:type="spellStart"/>
+      <w:r>
+        <w:rPr>
+          <w:sz w:val="18"/>
+          <w:szCs w:val="18"/>
+        </w:rPr>
+        <w:t>Geschäftsregel</w:t>
+      </w:r>
+      <w:proofErr w:type="spellEnd"/>
+      <w:r>
+        <w:rPr>
+          <w:sz w:val="18"/>
+          <w:szCs w:val="18"/>
+        </w:rPr>
+        <w:t xml:space="preserve"> </w:t>
       </w:r>
       <w:proofErr w:type="spellStart"/>
       <w:r>
@@ -5583,278 +5858,6 @@
           <w:sz w:val="18"/>
           <w:szCs w:val="18"/>
         </w:rPr>
-        <w:t>über</w:t>
-      </w:r>
-      <w:proofErr w:type="spellEnd"/>
-      <w:r>
-        <w:rPr>
-          <w:sz w:val="18"/>
-          <w:szCs w:val="18"/>
-        </w:rPr>
-        <w:t xml:space="preserve"> die </w:t>
-      </w:r>
-      <w:proofErr w:type="spellStart"/>
-      <w:r>
-        <w:rPr>
-          <w:sz w:val="18"/>
-          <w:szCs w:val="18"/>
-        </w:rPr>
-        <w:t>eindeutige</w:t>
-      </w:r>
-      <w:proofErr w:type="spellEnd"/>
-      <w:r>
-        <w:rPr>
-          <w:sz w:val="18"/>
-          <w:szCs w:val="18"/>
-        </w:rPr>
-        <w:t xml:space="preserve"> </w:t>
-      </w:r>
-      <w:proofErr w:type="spellStart"/>
-      <w:r>
-        <w:rPr>
-          <w:sz w:val="18"/>
-          <w:szCs w:val="18"/>
-        </w:rPr>
-        <w:t>Anfrage_ID</w:t>
-      </w:r>
-      <w:proofErr w:type="spellEnd"/>
-      <w:r>
-        <w:rPr>
-          <w:sz w:val="18"/>
-          <w:szCs w:val="18"/>
-        </w:rPr>
-        <w:t xml:space="preserve"> </w:t>
-      </w:r>
-      <w:proofErr w:type="spellStart"/>
-      <w:r>
-        <w:rPr>
-          <w:sz w:val="18"/>
-          <w:szCs w:val="18"/>
-        </w:rPr>
-        <w:t>genau</w:t>
-      </w:r>
-      <w:proofErr w:type="spellEnd"/>
-      <w:r>
-        <w:rPr>
-          <w:sz w:val="18"/>
-          <w:szCs w:val="18"/>
-        </w:rPr>
-        <w:t xml:space="preserve"> </w:t>
-      </w:r>
-      <w:proofErr w:type="spellStart"/>
-      <w:r>
-        <w:rPr>
-          <w:sz w:val="18"/>
-          <w:szCs w:val="18"/>
-        </w:rPr>
-        <w:t>einer</w:t>
-      </w:r>
-      <w:proofErr w:type="spellEnd"/>
-      <w:r>
-        <w:rPr>
-          <w:sz w:val="18"/>
-          <w:szCs w:val="18"/>
-        </w:rPr>
-        <w:t xml:space="preserve"> AUSLEIHANFRAGE </w:t>
-      </w:r>
-      <w:proofErr w:type="spellStart"/>
-      <w:r>
-        <w:rPr>
-          <w:sz w:val="18"/>
-          <w:szCs w:val="18"/>
-        </w:rPr>
-        <w:t>zugeordnet</w:t>
-      </w:r>
-      <w:proofErr w:type="spellEnd"/>
-      <w:r>
-        <w:rPr>
-          <w:sz w:val="18"/>
-          <w:szCs w:val="18"/>
-        </w:rPr>
-        <w:t xml:space="preserve">. </w:t>
-      </w:r>
-      <w:proofErr w:type="spellStart"/>
-      <w:r>
-        <w:rPr>
-          <w:sz w:val="18"/>
-          <w:szCs w:val="18"/>
-        </w:rPr>
-        <w:t>Fachlich</w:t>
-      </w:r>
-      <w:proofErr w:type="spellEnd"/>
-      <w:r>
-        <w:rPr>
-          <w:sz w:val="18"/>
-          <w:szCs w:val="18"/>
-        </w:rPr>
-        <w:t xml:space="preserve"> </w:t>
-      </w:r>
-      <w:proofErr w:type="spellStart"/>
-      <w:r>
-        <w:rPr>
-          <w:sz w:val="18"/>
-          <w:szCs w:val="18"/>
-        </w:rPr>
-        <w:t>entsteht</w:t>
-      </w:r>
-      <w:proofErr w:type="spellEnd"/>
-      <w:r>
-        <w:rPr>
-          <w:sz w:val="18"/>
-          <w:szCs w:val="18"/>
-        </w:rPr>
-        <w:t xml:space="preserve"> </w:t>
-      </w:r>
-      <w:proofErr w:type="spellStart"/>
-      <w:r>
-        <w:rPr>
-          <w:sz w:val="18"/>
-          <w:szCs w:val="18"/>
-        </w:rPr>
-        <w:t>eine</w:t>
-      </w:r>
-      <w:proofErr w:type="spellEnd"/>
-      <w:r>
-        <w:rPr>
-          <w:sz w:val="18"/>
-          <w:szCs w:val="18"/>
-        </w:rPr>
-        <w:t xml:space="preserve"> </w:t>
-      </w:r>
-      <w:proofErr w:type="spellStart"/>
-      <w:r>
-        <w:rPr>
-          <w:sz w:val="18"/>
-          <w:szCs w:val="18"/>
-        </w:rPr>
-        <w:t>Ausleihe</w:t>
-      </w:r>
-      <w:proofErr w:type="spellEnd"/>
-      <w:r>
-        <w:rPr>
-          <w:sz w:val="18"/>
-          <w:szCs w:val="18"/>
-        </w:rPr>
-        <w:t xml:space="preserve"> </w:t>
-      </w:r>
-      <w:proofErr w:type="spellStart"/>
-      <w:r>
-        <w:rPr>
-          <w:sz w:val="18"/>
-          <w:szCs w:val="18"/>
-        </w:rPr>
-        <w:t>nur</w:t>
-      </w:r>
-      <w:proofErr w:type="spellEnd"/>
-      <w:r>
-        <w:rPr>
-          <w:sz w:val="18"/>
-          <w:szCs w:val="18"/>
-        </w:rPr>
-        <w:t xml:space="preserve"> </w:t>
-      </w:r>
-      <w:proofErr w:type="spellStart"/>
-      <w:r>
-        <w:rPr>
-          <w:sz w:val="18"/>
-          <w:szCs w:val="18"/>
-        </w:rPr>
-        <w:t>aus</w:t>
-      </w:r>
-      <w:proofErr w:type="spellEnd"/>
-      <w:r>
-        <w:rPr>
-          <w:sz w:val="18"/>
-          <w:szCs w:val="18"/>
-        </w:rPr>
-        <w:t xml:space="preserve"> </w:t>
-      </w:r>
-      <w:proofErr w:type="spellStart"/>
-      <w:r>
-        <w:rPr>
-          <w:sz w:val="18"/>
-          <w:szCs w:val="18"/>
-        </w:rPr>
-        <w:t>einer</w:t>
-      </w:r>
-      <w:proofErr w:type="spellEnd"/>
-      <w:r>
-        <w:rPr>
-          <w:sz w:val="18"/>
-          <w:szCs w:val="18"/>
-        </w:rPr>
-        <w:t xml:space="preserve"> </w:t>
-      </w:r>
-      <w:proofErr w:type="spellStart"/>
-      <w:r>
-        <w:rPr>
-          <w:sz w:val="18"/>
-          <w:szCs w:val="18"/>
-        </w:rPr>
-        <w:t>angenommenen</w:t>
-      </w:r>
-      <w:proofErr w:type="spellEnd"/>
-      <w:r>
-        <w:rPr>
-          <w:sz w:val="18"/>
-          <w:szCs w:val="18"/>
-        </w:rPr>
-        <w:t xml:space="preserve"> </w:t>
-      </w:r>
-      <w:proofErr w:type="spellStart"/>
-      <w:r>
-        <w:rPr>
-          <w:sz w:val="18"/>
-          <w:szCs w:val="18"/>
-        </w:rPr>
-        <w:t>Anfrage</w:t>
-      </w:r>
-      <w:proofErr w:type="spellEnd"/>
-      <w:r>
-        <w:rPr>
-          <w:sz w:val="18"/>
-          <w:szCs w:val="18"/>
-        </w:rPr>
-        <w:t xml:space="preserve">; </w:t>
-      </w:r>
-      <w:proofErr w:type="spellStart"/>
-      <w:r>
-        <w:rPr>
-          <w:sz w:val="18"/>
-          <w:szCs w:val="18"/>
-        </w:rPr>
-        <w:t>diese</w:t>
-      </w:r>
-      <w:proofErr w:type="spellEnd"/>
-      <w:r>
-        <w:rPr>
-          <w:sz w:val="18"/>
-          <w:szCs w:val="18"/>
-        </w:rPr>
-        <w:t xml:space="preserve"> Regel </w:t>
-      </w:r>
-      <w:proofErr w:type="spellStart"/>
-      <w:r>
-        <w:rPr>
-          <w:sz w:val="18"/>
-          <w:szCs w:val="18"/>
-        </w:rPr>
-        <w:t>wurde</w:t>
-      </w:r>
-      <w:proofErr w:type="spellEnd"/>
-      <w:r>
-        <w:rPr>
-          <w:sz w:val="18"/>
-          <w:szCs w:val="18"/>
-        </w:rPr>
-        <w:t xml:space="preserve"> </w:t>
-      </w:r>
-      <w:proofErr w:type="spellStart"/>
-      <w:r>
-        <w:rPr>
-          <w:sz w:val="18"/>
-          <w:szCs w:val="18"/>
-        </w:rPr>
         <w:t>durch</w:t>
       </w:r>
       <w:proofErr w:type="spellEnd"/>
@@ -5863,63 +5866,159 @@
           <w:sz w:val="18"/>
           <w:szCs w:val="18"/>
         </w:rPr>
-        <w:t xml:space="preserve"> </w:t>
-      </w:r>
-      <w:proofErr w:type="spellStart"/>
-      <w:r>
-        <w:rPr>
-          <w:sz w:val="18"/>
-          <w:szCs w:val="18"/>
-        </w:rPr>
-        <w:t>einen</w:t>
-      </w:r>
-      <w:proofErr w:type="spellEnd"/>
-      <w:r>
-        <w:rPr>
-          <w:sz w:val="18"/>
-          <w:szCs w:val="18"/>
-        </w:rPr>
-        <w:t xml:space="preserve"> </w:t>
-      </w:r>
-      <w:proofErr w:type="spellStart"/>
-      <w:r>
-        <w:rPr>
-          <w:sz w:val="18"/>
-          <w:szCs w:val="18"/>
-        </w:rPr>
-        <w:t>entsprechenden</w:t>
-      </w:r>
-      <w:proofErr w:type="spellEnd"/>
-      <w:r>
-        <w:rPr>
-          <w:sz w:val="18"/>
-          <w:szCs w:val="18"/>
-        </w:rPr>
-        <w:t xml:space="preserve"> </w:t>
-      </w:r>
-      <w:proofErr w:type="spellStart"/>
-      <w:r>
-        <w:rPr>
-          <w:sz w:val="18"/>
-          <w:szCs w:val="18"/>
-        </w:rPr>
-        <w:t>Integritätstest</w:t>
-      </w:r>
-      <w:proofErr w:type="spellEnd"/>
-      <w:r>
-        <w:rPr>
-          <w:sz w:val="18"/>
-          <w:szCs w:val="18"/>
-        </w:rPr>
-        <w:t xml:space="preserve"> </w:t>
-      </w:r>
-      <w:proofErr w:type="spellStart"/>
-      <w:r>
-        <w:rPr>
-          <w:sz w:val="18"/>
-          <w:szCs w:val="18"/>
-        </w:rPr>
-        <w:t>überprüft</w:t>
+        <w:t xml:space="preserve"> Trigger auf </w:t>
+      </w:r>
+      <w:proofErr w:type="spellStart"/>
+      <w:r>
+        <w:rPr>
+          <w:sz w:val="18"/>
+          <w:szCs w:val="18"/>
+        </w:rPr>
+        <w:t>Datenbankebene</w:t>
+      </w:r>
+      <w:proofErr w:type="spellEnd"/>
+      <w:r>
+        <w:rPr>
+          <w:sz w:val="18"/>
+          <w:szCs w:val="18"/>
+        </w:rPr>
+        <w:t xml:space="preserve"> </w:t>
+      </w:r>
+      <w:proofErr w:type="spellStart"/>
+      <w:r>
+        <w:rPr>
+          <w:sz w:val="18"/>
+          <w:szCs w:val="18"/>
+        </w:rPr>
+        <w:t>sowohl</w:t>
+      </w:r>
+      <w:proofErr w:type="spellEnd"/>
+      <w:r>
+        <w:rPr>
+          <w:sz w:val="18"/>
+          <w:szCs w:val="18"/>
+        </w:rPr>
+        <w:t xml:space="preserve"> </w:t>
+      </w:r>
+      <w:proofErr w:type="spellStart"/>
+      <w:r>
+        <w:rPr>
+          <w:sz w:val="18"/>
+          <w:szCs w:val="18"/>
+        </w:rPr>
+        <w:t>beim</w:t>
+      </w:r>
+      <w:proofErr w:type="spellEnd"/>
+      <w:r>
+        <w:rPr>
+          <w:sz w:val="18"/>
+          <w:szCs w:val="18"/>
+        </w:rPr>
+        <w:t xml:space="preserve"> </w:t>
+      </w:r>
+      <w:proofErr w:type="spellStart"/>
+      <w:r>
+        <w:rPr>
+          <w:sz w:val="18"/>
+          <w:szCs w:val="18"/>
+        </w:rPr>
+        <w:t>Einfügen</w:t>
+      </w:r>
+      <w:proofErr w:type="spellEnd"/>
+      <w:r>
+        <w:rPr>
+          <w:sz w:val="18"/>
+          <w:szCs w:val="18"/>
+        </w:rPr>
+        <w:t xml:space="preserve"> </w:t>
+      </w:r>
+      <w:proofErr w:type="spellStart"/>
+      <w:r>
+        <w:rPr>
+          <w:sz w:val="18"/>
+          <w:szCs w:val="18"/>
+        </w:rPr>
+        <w:t>als</w:t>
+      </w:r>
+      <w:proofErr w:type="spellEnd"/>
+      <w:r>
+        <w:rPr>
+          <w:sz w:val="18"/>
+          <w:szCs w:val="18"/>
+        </w:rPr>
+        <w:t xml:space="preserve"> </w:t>
+      </w:r>
+      <w:proofErr w:type="spellStart"/>
+      <w:r>
+        <w:rPr>
+          <w:sz w:val="18"/>
+          <w:szCs w:val="18"/>
+        </w:rPr>
+        <w:t>auch</w:t>
+      </w:r>
+      <w:proofErr w:type="spellEnd"/>
+      <w:r>
+        <w:rPr>
+          <w:sz w:val="18"/>
+          <w:szCs w:val="18"/>
+        </w:rPr>
+        <w:t xml:space="preserve"> </w:t>
+      </w:r>
+      <w:proofErr w:type="spellStart"/>
+      <w:r>
+        <w:rPr>
+          <w:sz w:val="18"/>
+          <w:szCs w:val="18"/>
+        </w:rPr>
+        <w:t>beim</w:t>
+      </w:r>
+      <w:proofErr w:type="spellEnd"/>
+      <w:r>
+        <w:rPr>
+          <w:sz w:val="18"/>
+          <w:szCs w:val="18"/>
+        </w:rPr>
+        <w:t xml:space="preserve"> </w:t>
+      </w:r>
+      <w:proofErr w:type="spellStart"/>
+      <w:r>
+        <w:rPr>
+          <w:sz w:val="18"/>
+          <w:szCs w:val="18"/>
+        </w:rPr>
+        <w:t>Ändern</w:t>
+      </w:r>
+      <w:proofErr w:type="spellEnd"/>
+      <w:r>
+        <w:rPr>
+          <w:sz w:val="18"/>
+          <w:szCs w:val="18"/>
+        </w:rPr>
+        <w:t xml:space="preserve"> von </w:t>
+      </w:r>
+      <w:proofErr w:type="spellStart"/>
+      <w:r>
+        <w:rPr>
+          <w:sz w:val="18"/>
+          <w:szCs w:val="18"/>
+        </w:rPr>
+        <w:t>Datensätzen</w:t>
+      </w:r>
+      <w:proofErr w:type="spellEnd"/>
+      <w:r>
+        <w:rPr>
+          <w:sz w:val="18"/>
+          <w:szCs w:val="18"/>
+        </w:rPr>
+        <w:t xml:space="preserve"> </w:t>
+      </w:r>
+      <w:proofErr w:type="spellStart"/>
+      <w:r>
+        <w:rPr>
+          <w:sz w:val="18"/>
+          <w:szCs w:val="18"/>
+        </w:rPr>
+        <w:t>abgesichert</w:t>
       </w:r>
       <w:proofErr w:type="spellEnd"/>
       <w:r>
@@ -6279,14 +6378,22 @@
     </w:p>
     <w:p>
       <w:pPr>
-        <w:spacing w:after="120"/>
-        <w:rPr>
+        <w:pStyle w:val="berschrift2"/>
+        <w:rPr>
+          <w:rFonts w:ascii="Aptos" w:eastAsiaTheme="minorEastAsia" w:hAnsi="Aptos" w:cstheme="minorBidi"/>
+          <w:b w:val="0"/>
+          <w:bCs w:val="0"/>
+          <w:color w:val="auto"/>
           <w:sz w:val="18"/>
           <w:szCs w:val="18"/>
         </w:rPr>
       </w:pPr>
       <w:r>
         <w:rPr>
+          <w:rFonts w:ascii="Aptos" w:eastAsiaTheme="minorEastAsia" w:hAnsi="Aptos" w:cstheme="minorBidi"/>
+          <w:b w:val="0"/>
+          <w:bCs w:val="0"/>
+          <w:color w:val="auto"/>
           <w:sz w:val="18"/>
           <w:szCs w:val="18"/>
         </w:rPr>
@@ -6295,6 +6402,10 @@
       <w:proofErr w:type="spellStart"/>
       <w:r>
         <w:rPr>
+          <w:rFonts w:ascii="Aptos" w:eastAsiaTheme="minorEastAsia" w:hAnsi="Aptos" w:cstheme="minorBidi"/>
+          <w:b w:val="0"/>
+          <w:bCs w:val="0"/>
+          <w:color w:val="auto"/>
           <w:sz w:val="18"/>
           <w:szCs w:val="18"/>
         </w:rPr>
@@ -6303,14 +6414,22 @@
       <w:proofErr w:type="spellEnd"/>
       <w:r>
         <w:rPr>
-          <w:sz w:val="18"/>
-          <w:szCs w:val="18"/>
-        </w:rPr>
-        <w:t xml:space="preserve"> </w:t>
-      </w:r>
-      <w:proofErr w:type="spellStart"/>
-      <w:r>
-        <w:rPr>
+          <w:rFonts w:ascii="Aptos" w:eastAsiaTheme="minorEastAsia" w:hAnsi="Aptos" w:cstheme="minorBidi"/>
+          <w:b w:val="0"/>
+          <w:bCs w:val="0"/>
+          <w:color w:val="auto"/>
+          <w:sz w:val="18"/>
+          <w:szCs w:val="18"/>
+        </w:rPr>
+        <w:t xml:space="preserve"> </w:t>
+      </w:r>
+      <w:proofErr w:type="spellStart"/>
+      <w:r>
+        <w:rPr>
+          <w:rFonts w:ascii="Aptos" w:eastAsiaTheme="minorEastAsia" w:hAnsi="Aptos" w:cstheme="minorBidi"/>
+          <w:b w:val="0"/>
+          <w:bCs w:val="0"/>
+          <w:color w:val="auto"/>
           <w:sz w:val="18"/>
           <w:szCs w:val="18"/>
         </w:rPr>
@@ -6319,6 +6438,10 @@
       <w:proofErr w:type="spellEnd"/>
       <w:r>
         <w:rPr>
+          <w:rFonts w:ascii="Aptos" w:eastAsiaTheme="minorEastAsia" w:hAnsi="Aptos" w:cstheme="minorBidi"/>
+          <w:b w:val="0"/>
+          <w:bCs w:val="0"/>
+          <w:color w:val="auto"/>
           <w:sz w:val="18"/>
           <w:szCs w:val="18"/>
         </w:rPr>
@@ -6327,6 +6450,10 @@
       <w:proofErr w:type="spellStart"/>
       <w:r>
         <w:rPr>
+          <w:rFonts w:ascii="Aptos" w:eastAsiaTheme="minorEastAsia" w:hAnsi="Aptos" w:cstheme="minorBidi"/>
+          <w:b w:val="0"/>
+          <w:bCs w:val="0"/>
+          <w:color w:val="auto"/>
           <w:sz w:val="18"/>
           <w:szCs w:val="18"/>
         </w:rPr>
@@ -6335,14 +6462,22 @@
       <w:proofErr w:type="spellEnd"/>
       <w:r>
         <w:rPr>
-          <w:sz w:val="18"/>
-          <w:szCs w:val="18"/>
-        </w:rPr>
-        <w:t xml:space="preserve"> </w:t>
-      </w:r>
-      <w:proofErr w:type="spellStart"/>
-      <w:r>
-        <w:rPr>
+          <w:rFonts w:ascii="Aptos" w:eastAsiaTheme="minorEastAsia" w:hAnsi="Aptos" w:cstheme="minorBidi"/>
+          <w:b w:val="0"/>
+          <w:bCs w:val="0"/>
+          <w:color w:val="auto"/>
+          <w:sz w:val="18"/>
+          <w:szCs w:val="18"/>
+        </w:rPr>
+        <w:t xml:space="preserve"> </w:t>
+      </w:r>
+      <w:proofErr w:type="spellStart"/>
+      <w:r>
+        <w:rPr>
+          <w:rFonts w:ascii="Aptos" w:eastAsiaTheme="minorEastAsia" w:hAnsi="Aptos" w:cstheme="minorBidi"/>
+          <w:b w:val="0"/>
+          <w:bCs w:val="0"/>
+          <w:color w:val="auto"/>
           <w:sz w:val="18"/>
           <w:szCs w:val="18"/>
         </w:rPr>
@@ -6351,14 +6486,22 @@
       <w:proofErr w:type="spellEnd"/>
       <w:r>
         <w:rPr>
-          <w:sz w:val="18"/>
-          <w:szCs w:val="18"/>
-        </w:rPr>
-        <w:t xml:space="preserve"> </w:t>
-      </w:r>
-      <w:proofErr w:type="spellStart"/>
-      <w:r>
-        <w:rPr>
+          <w:rFonts w:ascii="Aptos" w:eastAsiaTheme="minorEastAsia" w:hAnsi="Aptos" w:cstheme="minorBidi"/>
+          <w:b w:val="0"/>
+          <w:bCs w:val="0"/>
+          <w:color w:val="auto"/>
+          <w:sz w:val="18"/>
+          <w:szCs w:val="18"/>
+        </w:rPr>
+        <w:t xml:space="preserve"> </w:t>
+      </w:r>
+      <w:proofErr w:type="spellStart"/>
+      <w:r>
+        <w:rPr>
+          <w:rFonts w:ascii="Aptos" w:eastAsiaTheme="minorEastAsia" w:hAnsi="Aptos" w:cstheme="minorBidi"/>
+          <w:b w:val="0"/>
+          <w:bCs w:val="0"/>
+          <w:color w:val="auto"/>
           <w:sz w:val="18"/>
           <w:szCs w:val="18"/>
         </w:rPr>
@@ -6367,6 +6510,10 @@
       <w:proofErr w:type="spellEnd"/>
       <w:r>
         <w:rPr>
+          <w:rFonts w:ascii="Aptos" w:eastAsiaTheme="minorEastAsia" w:hAnsi="Aptos" w:cstheme="minorBidi"/>
+          <w:b w:val="0"/>
+          <w:bCs w:val="0"/>
+          <w:color w:val="auto"/>
           <w:sz w:val="18"/>
           <w:szCs w:val="18"/>
         </w:rPr>
@@ -6375,6 +6522,10 @@
       <w:proofErr w:type="spellStart"/>
       <w:r>
         <w:rPr>
+          <w:rFonts w:ascii="Aptos" w:eastAsiaTheme="minorEastAsia" w:hAnsi="Aptos" w:cstheme="minorBidi"/>
+          <w:b w:val="0"/>
+          <w:bCs w:val="0"/>
+          <w:color w:val="auto"/>
           <w:sz w:val="18"/>
           <w:szCs w:val="18"/>
         </w:rPr>
@@ -6383,14 +6534,22 @@
       <w:proofErr w:type="spellEnd"/>
       <w:r>
         <w:rPr>
-          <w:sz w:val="18"/>
-          <w:szCs w:val="18"/>
-        </w:rPr>
-        <w:t xml:space="preserve"> </w:t>
-      </w:r>
-      <w:proofErr w:type="spellStart"/>
-      <w:r>
-        <w:rPr>
+          <w:rFonts w:ascii="Aptos" w:eastAsiaTheme="minorEastAsia" w:hAnsi="Aptos" w:cstheme="minorBidi"/>
+          <w:b w:val="0"/>
+          <w:bCs w:val="0"/>
+          <w:color w:val="auto"/>
+          <w:sz w:val="18"/>
+          <w:szCs w:val="18"/>
+        </w:rPr>
+        <w:t xml:space="preserve"> </w:t>
+      </w:r>
+      <w:proofErr w:type="spellStart"/>
+      <w:r>
+        <w:rPr>
+          <w:rFonts w:ascii="Aptos" w:eastAsiaTheme="minorEastAsia" w:hAnsi="Aptos" w:cstheme="minorBidi"/>
+          <w:b w:val="0"/>
+          <w:bCs w:val="0"/>
+          <w:color w:val="auto"/>
           <w:sz w:val="18"/>
           <w:szCs w:val="18"/>
         </w:rPr>
@@ -6399,14 +6558,22 @@
       <w:proofErr w:type="spellEnd"/>
       <w:r>
         <w:rPr>
-          <w:sz w:val="18"/>
-          <w:szCs w:val="18"/>
-        </w:rPr>
-        <w:t xml:space="preserve"> </w:t>
-      </w:r>
-      <w:proofErr w:type="spellStart"/>
-      <w:r>
-        <w:rPr>
+          <w:rFonts w:ascii="Aptos" w:eastAsiaTheme="minorEastAsia" w:hAnsi="Aptos" w:cstheme="minorBidi"/>
+          <w:b w:val="0"/>
+          <w:bCs w:val="0"/>
+          <w:color w:val="auto"/>
+          <w:sz w:val="18"/>
+          <w:szCs w:val="18"/>
+        </w:rPr>
+        <w:t xml:space="preserve"> </w:t>
+      </w:r>
+      <w:proofErr w:type="spellStart"/>
+      <w:r>
+        <w:rPr>
+          <w:rFonts w:ascii="Aptos" w:eastAsiaTheme="minorEastAsia" w:hAnsi="Aptos" w:cstheme="minorBidi"/>
+          <w:b w:val="0"/>
+          <w:bCs w:val="0"/>
+          <w:color w:val="auto"/>
           <w:sz w:val="18"/>
           <w:szCs w:val="18"/>
         </w:rPr>
@@ -6415,6 +6582,10 @@
       <w:proofErr w:type="spellEnd"/>
       <w:r>
         <w:rPr>
+          <w:rFonts w:ascii="Aptos" w:eastAsiaTheme="minorEastAsia" w:hAnsi="Aptos" w:cstheme="minorBidi"/>
+          <w:b w:val="0"/>
+          <w:bCs w:val="0"/>
+          <w:color w:val="auto"/>
           <w:sz w:val="18"/>
           <w:szCs w:val="18"/>
         </w:rPr>
@@ -6423,6 +6594,10 @@
       <w:proofErr w:type="spellStart"/>
       <w:r>
         <w:rPr>
+          <w:rFonts w:ascii="Aptos" w:eastAsiaTheme="minorEastAsia" w:hAnsi="Aptos" w:cstheme="minorBidi"/>
+          <w:b w:val="0"/>
+          <w:bCs w:val="0"/>
+          <w:color w:val="auto"/>
           <w:sz w:val="18"/>
           <w:szCs w:val="18"/>
         </w:rPr>
@@ -6431,14 +6606,22 @@
       <w:proofErr w:type="spellEnd"/>
       <w:r>
         <w:rPr>
-          <w:sz w:val="18"/>
-          <w:szCs w:val="18"/>
-        </w:rPr>
-        <w:t xml:space="preserve"> </w:t>
-      </w:r>
-      <w:proofErr w:type="spellStart"/>
-      <w:r>
-        <w:rPr>
+          <w:rFonts w:ascii="Aptos" w:eastAsiaTheme="minorEastAsia" w:hAnsi="Aptos" w:cstheme="minorBidi"/>
+          <w:b w:val="0"/>
+          <w:bCs w:val="0"/>
+          <w:color w:val="auto"/>
+          <w:sz w:val="18"/>
+          <w:szCs w:val="18"/>
+        </w:rPr>
+        <w:t xml:space="preserve"> </w:t>
+      </w:r>
+      <w:proofErr w:type="spellStart"/>
+      <w:r>
+        <w:rPr>
+          <w:rFonts w:ascii="Aptos" w:eastAsiaTheme="minorEastAsia" w:hAnsi="Aptos" w:cstheme="minorBidi"/>
+          <w:b w:val="0"/>
+          <w:bCs w:val="0"/>
+          <w:color w:val="auto"/>
           <w:sz w:val="18"/>
           <w:szCs w:val="18"/>
         </w:rPr>
@@ -6447,14 +6630,22 @@
       <w:proofErr w:type="spellEnd"/>
       <w:r>
         <w:rPr>
-          <w:sz w:val="18"/>
-          <w:szCs w:val="18"/>
-        </w:rPr>
-        <w:t xml:space="preserve"> </w:t>
-      </w:r>
-      <w:proofErr w:type="spellStart"/>
-      <w:r>
-        <w:rPr>
+          <w:rFonts w:ascii="Aptos" w:eastAsiaTheme="minorEastAsia" w:hAnsi="Aptos" w:cstheme="minorBidi"/>
+          <w:b w:val="0"/>
+          <w:bCs w:val="0"/>
+          <w:color w:val="auto"/>
+          <w:sz w:val="18"/>
+          <w:szCs w:val="18"/>
+        </w:rPr>
+        <w:t xml:space="preserve"> </w:t>
+      </w:r>
+      <w:proofErr w:type="spellStart"/>
+      <w:r>
+        <w:rPr>
+          <w:rFonts w:ascii="Aptos" w:eastAsiaTheme="minorEastAsia" w:hAnsi="Aptos" w:cstheme="minorBidi"/>
+          <w:b w:val="0"/>
+          <w:bCs w:val="0"/>
+          <w:color w:val="auto"/>
           <w:sz w:val="18"/>
           <w:szCs w:val="18"/>
         </w:rPr>
@@ -6463,14 +6654,22 @@
       <w:proofErr w:type="spellEnd"/>
       <w:r>
         <w:rPr>
-          <w:sz w:val="18"/>
-          <w:szCs w:val="18"/>
-        </w:rPr>
-        <w:t xml:space="preserve"> </w:t>
-      </w:r>
-      <w:proofErr w:type="spellStart"/>
-      <w:r>
-        <w:rPr>
+          <w:rFonts w:ascii="Aptos" w:eastAsiaTheme="minorEastAsia" w:hAnsi="Aptos" w:cstheme="minorBidi"/>
+          <w:b w:val="0"/>
+          <w:bCs w:val="0"/>
+          <w:color w:val="auto"/>
+          <w:sz w:val="18"/>
+          <w:szCs w:val="18"/>
+        </w:rPr>
+        <w:t xml:space="preserve"> </w:t>
+      </w:r>
+      <w:proofErr w:type="spellStart"/>
+      <w:r>
+        <w:rPr>
+          <w:rFonts w:ascii="Aptos" w:eastAsiaTheme="minorEastAsia" w:hAnsi="Aptos" w:cstheme="minorBidi"/>
+          <w:b w:val="0"/>
+          <w:bCs w:val="0"/>
+          <w:color w:val="auto"/>
           <w:sz w:val="18"/>
           <w:szCs w:val="18"/>
         </w:rPr>
@@ -6479,14 +6678,22 @@
       <w:proofErr w:type="spellEnd"/>
       <w:r>
         <w:rPr>
-          <w:sz w:val="18"/>
-          <w:szCs w:val="18"/>
-        </w:rPr>
-        <w:t xml:space="preserve"> </w:t>
-      </w:r>
-      <w:proofErr w:type="spellStart"/>
-      <w:r>
-        <w:rPr>
+          <w:rFonts w:ascii="Aptos" w:eastAsiaTheme="minorEastAsia" w:hAnsi="Aptos" w:cstheme="minorBidi"/>
+          <w:b w:val="0"/>
+          <w:bCs w:val="0"/>
+          <w:color w:val="auto"/>
+          <w:sz w:val="18"/>
+          <w:szCs w:val="18"/>
+        </w:rPr>
+        <w:t xml:space="preserve"> </w:t>
+      </w:r>
+      <w:proofErr w:type="spellStart"/>
+      <w:r>
+        <w:rPr>
+          <w:rFonts w:ascii="Aptos" w:eastAsiaTheme="minorEastAsia" w:hAnsi="Aptos" w:cstheme="minorBidi"/>
+          <w:b w:val="0"/>
+          <w:bCs w:val="0"/>
+          <w:color w:val="auto"/>
           <w:sz w:val="18"/>
           <w:szCs w:val="18"/>
         </w:rPr>
@@ -6495,6 +6702,10 @@
       <w:proofErr w:type="spellEnd"/>
       <w:r>
         <w:rPr>
+          <w:rFonts w:ascii="Aptos" w:eastAsiaTheme="minorEastAsia" w:hAnsi="Aptos" w:cstheme="minorBidi"/>
+          <w:b w:val="0"/>
+          <w:bCs w:val="0"/>
+          <w:color w:val="auto"/>
           <w:sz w:val="18"/>
           <w:szCs w:val="18"/>
         </w:rPr>
@@ -6503,6 +6714,10 @@
       <w:proofErr w:type="spellStart"/>
       <w:r>
         <w:rPr>
+          <w:rFonts w:ascii="Aptos" w:eastAsiaTheme="minorEastAsia" w:hAnsi="Aptos" w:cstheme="minorBidi"/>
+          <w:b w:val="0"/>
+          <w:bCs w:val="0"/>
+          <w:color w:val="auto"/>
           <w:sz w:val="18"/>
           <w:szCs w:val="18"/>
         </w:rPr>
@@ -6511,6 +6726,10 @@
       <w:proofErr w:type="spellEnd"/>
       <w:r>
         <w:rPr>
+          <w:rFonts w:ascii="Aptos" w:eastAsiaTheme="minorEastAsia" w:hAnsi="Aptos" w:cstheme="minorBidi"/>
+          <w:b w:val="0"/>
+          <w:bCs w:val="0"/>
+          <w:color w:val="auto"/>
           <w:sz w:val="18"/>
           <w:szCs w:val="18"/>
         </w:rPr>
@@ -6519,6 +6738,10 @@
       <w:proofErr w:type="spellStart"/>
       <w:r>
         <w:rPr>
+          <w:rFonts w:ascii="Aptos" w:eastAsiaTheme="minorEastAsia" w:hAnsi="Aptos" w:cstheme="minorBidi"/>
+          <w:b w:val="0"/>
+          <w:bCs w:val="0"/>
+          <w:color w:val="auto"/>
           <w:sz w:val="18"/>
           <w:szCs w:val="18"/>
         </w:rPr>
@@ -6527,14 +6750,22 @@
       <w:proofErr w:type="spellEnd"/>
       <w:r>
         <w:rPr>
-          <w:sz w:val="18"/>
-          <w:szCs w:val="18"/>
-        </w:rPr>
-        <w:t xml:space="preserve"> </w:t>
-      </w:r>
-      <w:proofErr w:type="spellStart"/>
-      <w:r>
-        <w:rPr>
+          <w:rFonts w:ascii="Aptos" w:eastAsiaTheme="minorEastAsia" w:hAnsi="Aptos" w:cstheme="minorBidi"/>
+          <w:b w:val="0"/>
+          <w:bCs w:val="0"/>
+          <w:color w:val="auto"/>
+          <w:sz w:val="18"/>
+          <w:szCs w:val="18"/>
+        </w:rPr>
+        <w:t xml:space="preserve"> </w:t>
+      </w:r>
+      <w:proofErr w:type="spellStart"/>
+      <w:r>
+        <w:rPr>
+          <w:rFonts w:ascii="Aptos" w:eastAsiaTheme="minorEastAsia" w:hAnsi="Aptos" w:cstheme="minorBidi"/>
+          <w:b w:val="0"/>
+          <w:bCs w:val="0"/>
+          <w:color w:val="auto"/>
           <w:sz w:val="18"/>
           <w:szCs w:val="18"/>
         </w:rPr>
@@ -6543,14 +6774,22 @@
       <w:proofErr w:type="spellEnd"/>
       <w:r>
         <w:rPr>
-          <w:sz w:val="18"/>
-          <w:szCs w:val="18"/>
-        </w:rPr>
-        <w:t xml:space="preserve"> </w:t>
-      </w:r>
-      <w:proofErr w:type="spellStart"/>
-      <w:r>
-        <w:rPr>
+          <w:rFonts w:ascii="Aptos" w:eastAsiaTheme="minorEastAsia" w:hAnsi="Aptos" w:cstheme="minorBidi"/>
+          <w:b w:val="0"/>
+          <w:bCs w:val="0"/>
+          <w:color w:val="auto"/>
+          <w:sz w:val="18"/>
+          <w:szCs w:val="18"/>
+        </w:rPr>
+        <w:t xml:space="preserve"> </w:t>
+      </w:r>
+      <w:proofErr w:type="spellStart"/>
+      <w:r>
+        <w:rPr>
+          <w:rFonts w:ascii="Aptos" w:eastAsiaTheme="minorEastAsia" w:hAnsi="Aptos" w:cstheme="minorBidi"/>
+          <w:b w:val="0"/>
+          <w:bCs w:val="0"/>
+          <w:color w:val="auto"/>
           <w:sz w:val="18"/>
           <w:szCs w:val="18"/>
         </w:rPr>
@@ -6559,14 +6798,22 @@
       <w:proofErr w:type="spellEnd"/>
       <w:r>
         <w:rPr>
-          <w:sz w:val="18"/>
-          <w:szCs w:val="18"/>
-        </w:rPr>
-        <w:t xml:space="preserve"> </w:t>
-      </w:r>
-      <w:proofErr w:type="spellStart"/>
-      <w:r>
-        <w:rPr>
+          <w:rFonts w:ascii="Aptos" w:eastAsiaTheme="minorEastAsia" w:hAnsi="Aptos" w:cstheme="minorBidi"/>
+          <w:b w:val="0"/>
+          <w:bCs w:val="0"/>
+          <w:color w:val="auto"/>
+          <w:sz w:val="18"/>
+          <w:szCs w:val="18"/>
+        </w:rPr>
+        <w:t xml:space="preserve"> </w:t>
+      </w:r>
+      <w:proofErr w:type="spellStart"/>
+      <w:r>
+        <w:rPr>
+          <w:rFonts w:ascii="Aptos" w:eastAsiaTheme="minorEastAsia" w:hAnsi="Aptos" w:cstheme="minorBidi"/>
+          <w:b w:val="0"/>
+          <w:bCs w:val="0"/>
+          <w:color w:val="auto"/>
           <w:sz w:val="18"/>
           <w:szCs w:val="18"/>
         </w:rPr>
@@ -6575,14 +6822,22 @@
       <w:proofErr w:type="spellEnd"/>
       <w:r>
         <w:rPr>
-          <w:sz w:val="18"/>
-          <w:szCs w:val="18"/>
-        </w:rPr>
-        <w:t xml:space="preserve"> </w:t>
-      </w:r>
-      <w:proofErr w:type="spellStart"/>
-      <w:r>
-        <w:rPr>
+          <w:rFonts w:ascii="Aptos" w:eastAsiaTheme="minorEastAsia" w:hAnsi="Aptos" w:cstheme="minorBidi"/>
+          <w:b w:val="0"/>
+          <w:bCs w:val="0"/>
+          <w:color w:val="auto"/>
+          <w:sz w:val="18"/>
+          <w:szCs w:val="18"/>
+        </w:rPr>
+        <w:t xml:space="preserve"> </w:t>
+      </w:r>
+      <w:proofErr w:type="spellStart"/>
+      <w:r>
+        <w:rPr>
+          <w:rFonts w:ascii="Aptos" w:eastAsiaTheme="minorEastAsia" w:hAnsi="Aptos" w:cstheme="minorBidi"/>
+          <w:b w:val="0"/>
+          <w:bCs w:val="0"/>
+          <w:color w:val="auto"/>
           <w:sz w:val="18"/>
           <w:szCs w:val="18"/>
         </w:rPr>
@@ -6591,6 +6846,10 @@
       <w:proofErr w:type="spellEnd"/>
       <w:r>
         <w:rPr>
+          <w:rFonts w:ascii="Aptos" w:eastAsiaTheme="minorEastAsia" w:hAnsi="Aptos" w:cstheme="minorBidi"/>
+          <w:b w:val="0"/>
+          <w:bCs w:val="0"/>
+          <w:color w:val="auto"/>
           <w:sz w:val="18"/>
           <w:szCs w:val="18"/>
         </w:rPr>
@@ -6599,6 +6858,10 @@
       <w:proofErr w:type="spellStart"/>
       <w:r>
         <w:rPr>
+          <w:rFonts w:ascii="Aptos" w:eastAsiaTheme="minorEastAsia" w:hAnsi="Aptos" w:cstheme="minorBidi"/>
+          <w:b w:val="0"/>
+          <w:bCs w:val="0"/>
+          <w:color w:val="auto"/>
           <w:sz w:val="18"/>
           <w:szCs w:val="18"/>
         </w:rPr>
@@ -6607,14 +6870,22 @@
       <w:proofErr w:type="spellEnd"/>
       <w:r>
         <w:rPr>
-          <w:sz w:val="18"/>
-          <w:szCs w:val="18"/>
-        </w:rPr>
-        <w:t xml:space="preserve"> </w:t>
-      </w:r>
-      <w:proofErr w:type="spellStart"/>
-      <w:r>
-        <w:rPr>
+          <w:rFonts w:ascii="Aptos" w:eastAsiaTheme="minorEastAsia" w:hAnsi="Aptos" w:cstheme="minorBidi"/>
+          <w:b w:val="0"/>
+          <w:bCs w:val="0"/>
+          <w:color w:val="auto"/>
+          <w:sz w:val="18"/>
+          <w:szCs w:val="18"/>
+        </w:rPr>
+        <w:t xml:space="preserve"> </w:t>
+      </w:r>
+      <w:proofErr w:type="spellStart"/>
+      <w:r>
+        <w:rPr>
+          <w:rFonts w:ascii="Aptos" w:eastAsiaTheme="minorEastAsia" w:hAnsi="Aptos" w:cstheme="minorBidi"/>
+          <w:b w:val="0"/>
+          <w:bCs w:val="0"/>
+          <w:color w:val="auto"/>
           <w:sz w:val="18"/>
           <w:szCs w:val="18"/>
         </w:rPr>
@@ -6623,14 +6894,22 @@
       <w:proofErr w:type="spellEnd"/>
       <w:r>
         <w:rPr>
-          <w:sz w:val="18"/>
-          <w:szCs w:val="18"/>
-        </w:rPr>
-        <w:t xml:space="preserve"> </w:t>
-      </w:r>
-      <w:proofErr w:type="spellStart"/>
-      <w:r>
-        <w:rPr>
+          <w:rFonts w:ascii="Aptos" w:eastAsiaTheme="minorEastAsia" w:hAnsi="Aptos" w:cstheme="minorBidi"/>
+          <w:b w:val="0"/>
+          <w:bCs w:val="0"/>
+          <w:color w:val="auto"/>
+          <w:sz w:val="18"/>
+          <w:szCs w:val="18"/>
+        </w:rPr>
+        <w:t xml:space="preserve"> </w:t>
+      </w:r>
+      <w:proofErr w:type="spellStart"/>
+      <w:r>
+        <w:rPr>
+          <w:rFonts w:ascii="Aptos" w:eastAsiaTheme="minorEastAsia" w:hAnsi="Aptos" w:cstheme="minorBidi"/>
+          <w:b w:val="0"/>
+          <w:bCs w:val="0"/>
+          <w:color w:val="auto"/>
           <w:sz w:val="18"/>
           <w:szCs w:val="18"/>
         </w:rPr>
@@ -6639,6 +6918,10 @@
       <w:proofErr w:type="spellEnd"/>
       <w:r>
         <w:rPr>
+          <w:rFonts w:ascii="Aptos" w:eastAsiaTheme="minorEastAsia" w:hAnsi="Aptos" w:cstheme="minorBidi"/>
+          <w:b w:val="0"/>
+          <w:bCs w:val="0"/>
+          <w:color w:val="auto"/>
           <w:sz w:val="18"/>
           <w:szCs w:val="18"/>
         </w:rPr>
@@ -6647,6 +6930,10 @@
       <w:proofErr w:type="spellStart"/>
       <w:r>
         <w:rPr>
+          <w:rFonts w:ascii="Aptos" w:eastAsiaTheme="minorEastAsia" w:hAnsi="Aptos" w:cstheme="minorBidi"/>
+          <w:b w:val="0"/>
+          <w:bCs w:val="0"/>
+          <w:color w:val="auto"/>
           <w:sz w:val="18"/>
           <w:szCs w:val="18"/>
         </w:rPr>
@@ -6655,14 +6942,22 @@
       <w:proofErr w:type="spellEnd"/>
       <w:r>
         <w:rPr>
-          <w:sz w:val="18"/>
-          <w:szCs w:val="18"/>
-        </w:rPr>
-        <w:t xml:space="preserve"> </w:t>
-      </w:r>
-      <w:proofErr w:type="spellStart"/>
-      <w:r>
-        <w:rPr>
+          <w:rFonts w:ascii="Aptos" w:eastAsiaTheme="minorEastAsia" w:hAnsi="Aptos" w:cstheme="minorBidi"/>
+          <w:b w:val="0"/>
+          <w:bCs w:val="0"/>
+          <w:color w:val="auto"/>
+          <w:sz w:val="18"/>
+          <w:szCs w:val="18"/>
+        </w:rPr>
+        <w:t xml:space="preserve"> </w:t>
+      </w:r>
+      <w:proofErr w:type="spellStart"/>
+      <w:r>
+        <w:rPr>
+          <w:rFonts w:ascii="Aptos" w:eastAsiaTheme="minorEastAsia" w:hAnsi="Aptos" w:cstheme="minorBidi"/>
+          <w:b w:val="0"/>
+          <w:bCs w:val="0"/>
+          <w:color w:val="auto"/>
           <w:sz w:val="18"/>
           <w:szCs w:val="18"/>
         </w:rPr>
@@ -6671,14 +6966,22 @@
       <w:proofErr w:type="spellEnd"/>
       <w:r>
         <w:rPr>
-          <w:sz w:val="18"/>
-          <w:szCs w:val="18"/>
-        </w:rPr>
-        <w:t xml:space="preserve"> </w:t>
-      </w:r>
-      <w:proofErr w:type="spellStart"/>
-      <w:r>
-        <w:rPr>
+          <w:rFonts w:ascii="Aptos" w:eastAsiaTheme="minorEastAsia" w:hAnsi="Aptos" w:cstheme="minorBidi"/>
+          <w:b w:val="0"/>
+          <w:bCs w:val="0"/>
+          <w:color w:val="auto"/>
+          <w:sz w:val="18"/>
+          <w:szCs w:val="18"/>
+        </w:rPr>
+        <w:t xml:space="preserve"> </w:t>
+      </w:r>
+      <w:proofErr w:type="spellStart"/>
+      <w:r>
+        <w:rPr>
+          <w:rFonts w:ascii="Aptos" w:eastAsiaTheme="minorEastAsia" w:hAnsi="Aptos" w:cstheme="minorBidi"/>
+          <w:b w:val="0"/>
+          <w:bCs w:val="0"/>
+          <w:color w:val="auto"/>
           <w:sz w:val="18"/>
           <w:szCs w:val="18"/>
         </w:rPr>
@@ -6687,6 +6990,10 @@
       <w:proofErr w:type="spellEnd"/>
       <w:r>
         <w:rPr>
+          <w:rFonts w:ascii="Aptos" w:eastAsiaTheme="minorEastAsia" w:hAnsi="Aptos" w:cstheme="minorBidi"/>
+          <w:b w:val="0"/>
+          <w:bCs w:val="0"/>
+          <w:color w:val="auto"/>
           <w:sz w:val="18"/>
           <w:szCs w:val="18"/>
         </w:rPr>
@@ -6695,6 +7002,10 @@
       <w:proofErr w:type="spellStart"/>
       <w:r>
         <w:rPr>
+          <w:rFonts w:ascii="Aptos" w:eastAsiaTheme="minorEastAsia" w:hAnsi="Aptos" w:cstheme="minorBidi"/>
+          <w:b w:val="0"/>
+          <w:bCs w:val="0"/>
+          <w:color w:val="auto"/>
           <w:sz w:val="18"/>
           <w:szCs w:val="18"/>
         </w:rPr>
@@ -6703,6 +7014,10 @@
       <w:proofErr w:type="spellEnd"/>
       <w:r>
         <w:rPr>
+          <w:rFonts w:ascii="Aptos" w:eastAsiaTheme="minorEastAsia" w:hAnsi="Aptos" w:cstheme="minorBidi"/>
+          <w:b w:val="0"/>
+          <w:bCs w:val="0"/>
+          <w:color w:val="auto"/>
           <w:sz w:val="18"/>
           <w:szCs w:val="18"/>
         </w:rPr>
@@ -6711,6 +7026,10 @@
       <w:proofErr w:type="spellStart"/>
       <w:r>
         <w:rPr>
+          <w:rFonts w:ascii="Aptos" w:eastAsiaTheme="minorEastAsia" w:hAnsi="Aptos" w:cstheme="minorBidi"/>
+          <w:b w:val="0"/>
+          <w:bCs w:val="0"/>
+          <w:color w:val="auto"/>
           <w:sz w:val="18"/>
           <w:szCs w:val="18"/>
         </w:rPr>
@@ -6719,14 +7038,22 @@
       <w:proofErr w:type="spellEnd"/>
       <w:r>
         <w:rPr>
-          <w:sz w:val="18"/>
-          <w:szCs w:val="18"/>
-        </w:rPr>
-        <w:t xml:space="preserve"> </w:t>
-      </w:r>
-      <w:proofErr w:type="spellStart"/>
-      <w:r>
-        <w:rPr>
+          <w:rFonts w:ascii="Aptos" w:eastAsiaTheme="minorEastAsia" w:hAnsi="Aptos" w:cstheme="minorBidi"/>
+          <w:b w:val="0"/>
+          <w:bCs w:val="0"/>
+          <w:color w:val="auto"/>
+          <w:sz w:val="18"/>
+          <w:szCs w:val="18"/>
+        </w:rPr>
+        <w:t xml:space="preserve"> </w:t>
+      </w:r>
+      <w:proofErr w:type="spellStart"/>
+      <w:r>
+        <w:rPr>
+          <w:rFonts w:ascii="Aptos" w:eastAsiaTheme="minorEastAsia" w:hAnsi="Aptos" w:cstheme="minorBidi"/>
+          <w:b w:val="0"/>
+          <w:bCs w:val="0"/>
+          <w:color w:val="auto"/>
           <w:sz w:val="18"/>
           <w:szCs w:val="18"/>
         </w:rPr>
@@ -6735,6 +7062,10 @@
       <w:proofErr w:type="spellEnd"/>
       <w:r>
         <w:rPr>
+          <w:rFonts w:ascii="Aptos" w:eastAsiaTheme="minorEastAsia" w:hAnsi="Aptos" w:cstheme="minorBidi"/>
+          <w:b w:val="0"/>
+          <w:bCs w:val="0"/>
+          <w:color w:val="auto"/>
           <w:sz w:val="18"/>
           <w:szCs w:val="18"/>
         </w:rPr>
@@ -6743,6 +7074,10 @@
       <w:proofErr w:type="spellStart"/>
       <w:r>
         <w:rPr>
+          <w:rFonts w:ascii="Aptos" w:eastAsiaTheme="minorEastAsia" w:hAnsi="Aptos" w:cstheme="minorBidi"/>
+          <w:b w:val="0"/>
+          <w:bCs w:val="0"/>
+          <w:color w:val="auto"/>
           <w:sz w:val="18"/>
           <w:szCs w:val="18"/>
         </w:rPr>
@@ -6751,14 +7086,22 @@
       <w:proofErr w:type="spellEnd"/>
       <w:r>
         <w:rPr>
-          <w:sz w:val="18"/>
-          <w:szCs w:val="18"/>
-        </w:rPr>
-        <w:t xml:space="preserve"> </w:t>
-      </w:r>
-      <w:proofErr w:type="spellStart"/>
-      <w:r>
-        <w:rPr>
+          <w:rFonts w:ascii="Aptos" w:eastAsiaTheme="minorEastAsia" w:hAnsi="Aptos" w:cstheme="minorBidi"/>
+          <w:b w:val="0"/>
+          <w:bCs w:val="0"/>
+          <w:color w:val="auto"/>
+          <w:sz w:val="18"/>
+          <w:szCs w:val="18"/>
+        </w:rPr>
+        <w:t xml:space="preserve"> </w:t>
+      </w:r>
+      <w:proofErr w:type="spellStart"/>
+      <w:r>
+        <w:rPr>
+          <w:rFonts w:ascii="Aptos" w:eastAsiaTheme="minorEastAsia" w:hAnsi="Aptos" w:cstheme="minorBidi"/>
+          <w:b w:val="0"/>
+          <w:bCs w:val="0"/>
+          <w:color w:val="auto"/>
           <w:sz w:val="18"/>
           <w:szCs w:val="18"/>
         </w:rPr>
@@ -6767,6 +7110,10 @@
       <w:proofErr w:type="spellEnd"/>
       <w:r>
         <w:rPr>
+          <w:rFonts w:ascii="Aptos" w:eastAsiaTheme="minorEastAsia" w:hAnsi="Aptos" w:cstheme="minorBidi"/>
+          <w:b w:val="0"/>
+          <w:bCs w:val="0"/>
+          <w:color w:val="auto"/>
           <w:sz w:val="18"/>
           <w:szCs w:val="18"/>
         </w:rPr>
@@ -6775,6 +7122,10 @@
       <w:proofErr w:type="spellStart"/>
       <w:r>
         <w:rPr>
+          <w:rFonts w:ascii="Aptos" w:eastAsiaTheme="minorEastAsia" w:hAnsi="Aptos" w:cstheme="minorBidi"/>
+          <w:b w:val="0"/>
+          <w:bCs w:val="0"/>
+          <w:color w:val="auto"/>
           <w:sz w:val="18"/>
           <w:szCs w:val="18"/>
         </w:rPr>
@@ -6783,14 +7134,22 @@
       <w:proofErr w:type="spellEnd"/>
       <w:r>
         <w:rPr>
-          <w:sz w:val="18"/>
-          <w:szCs w:val="18"/>
-        </w:rPr>
-        <w:t xml:space="preserve"> </w:t>
-      </w:r>
-      <w:proofErr w:type="spellStart"/>
-      <w:r>
-        <w:rPr>
+          <w:rFonts w:ascii="Aptos" w:eastAsiaTheme="minorEastAsia" w:hAnsi="Aptos" w:cstheme="minorBidi"/>
+          <w:b w:val="0"/>
+          <w:bCs w:val="0"/>
+          <w:color w:val="auto"/>
+          <w:sz w:val="18"/>
+          <w:szCs w:val="18"/>
+        </w:rPr>
+        <w:t xml:space="preserve"> </w:t>
+      </w:r>
+      <w:proofErr w:type="spellStart"/>
+      <w:r>
+        <w:rPr>
+          <w:rFonts w:ascii="Aptos" w:eastAsiaTheme="minorEastAsia" w:hAnsi="Aptos" w:cstheme="minorBidi"/>
+          <w:b w:val="0"/>
+          <w:bCs w:val="0"/>
+          <w:color w:val="auto"/>
           <w:sz w:val="18"/>
           <w:szCs w:val="18"/>
         </w:rPr>
@@ -6799,14 +7158,22 @@
       <w:proofErr w:type="spellEnd"/>
       <w:r>
         <w:rPr>
-          <w:sz w:val="18"/>
-          <w:szCs w:val="18"/>
-        </w:rPr>
-        <w:t xml:space="preserve"> </w:t>
-      </w:r>
-      <w:proofErr w:type="spellStart"/>
-      <w:r>
-        <w:rPr>
+          <w:rFonts w:ascii="Aptos" w:eastAsiaTheme="minorEastAsia" w:hAnsi="Aptos" w:cstheme="minorBidi"/>
+          <w:b w:val="0"/>
+          <w:bCs w:val="0"/>
+          <w:color w:val="auto"/>
+          <w:sz w:val="18"/>
+          <w:szCs w:val="18"/>
+        </w:rPr>
+        <w:t xml:space="preserve"> </w:t>
+      </w:r>
+      <w:proofErr w:type="spellStart"/>
+      <w:r>
+        <w:rPr>
+          <w:rFonts w:ascii="Aptos" w:eastAsiaTheme="minorEastAsia" w:hAnsi="Aptos" w:cstheme="minorBidi"/>
+          <w:b w:val="0"/>
+          <w:bCs w:val="0"/>
+          <w:color w:val="auto"/>
           <w:sz w:val="18"/>
           <w:szCs w:val="18"/>
         </w:rPr>
@@ -6815,6 +7182,10 @@
       <w:proofErr w:type="spellEnd"/>
       <w:r>
         <w:rPr>
+          <w:rFonts w:ascii="Aptos" w:eastAsiaTheme="minorEastAsia" w:hAnsi="Aptos" w:cstheme="minorBidi"/>
+          <w:b w:val="0"/>
+          <w:bCs w:val="0"/>
+          <w:color w:val="auto"/>
           <w:sz w:val="18"/>
           <w:szCs w:val="18"/>
         </w:rPr>
@@ -6823,6 +7194,10 @@
       <w:proofErr w:type="spellStart"/>
       <w:r>
         <w:rPr>
+          <w:rFonts w:ascii="Aptos" w:eastAsiaTheme="minorEastAsia" w:hAnsi="Aptos" w:cstheme="minorBidi"/>
+          <w:b w:val="0"/>
+          <w:bCs w:val="0"/>
+          <w:color w:val="auto"/>
           <w:sz w:val="18"/>
           <w:szCs w:val="18"/>
         </w:rPr>
@@ -6831,14 +7206,22 @@
       <w:proofErr w:type="spellEnd"/>
       <w:r>
         <w:rPr>
-          <w:sz w:val="18"/>
-          <w:szCs w:val="18"/>
-        </w:rPr>
-        <w:t xml:space="preserve"> </w:t>
-      </w:r>
-      <w:proofErr w:type="spellStart"/>
-      <w:r>
-        <w:rPr>
+          <w:rFonts w:ascii="Aptos" w:eastAsiaTheme="minorEastAsia" w:hAnsi="Aptos" w:cstheme="minorBidi"/>
+          <w:b w:val="0"/>
+          <w:bCs w:val="0"/>
+          <w:color w:val="auto"/>
+          <w:sz w:val="18"/>
+          <w:szCs w:val="18"/>
+        </w:rPr>
+        <w:t xml:space="preserve"> </w:t>
+      </w:r>
+      <w:proofErr w:type="spellStart"/>
+      <w:r>
+        <w:rPr>
+          <w:rFonts w:ascii="Aptos" w:eastAsiaTheme="minorEastAsia" w:hAnsi="Aptos" w:cstheme="minorBidi"/>
+          <w:b w:val="0"/>
+          <w:bCs w:val="0"/>
+          <w:color w:val="auto"/>
           <w:sz w:val="18"/>
           <w:szCs w:val="18"/>
         </w:rPr>
@@ -6847,14 +7230,22 @@
       <w:proofErr w:type="spellEnd"/>
       <w:r>
         <w:rPr>
-          <w:sz w:val="18"/>
-          <w:szCs w:val="18"/>
-        </w:rPr>
-        <w:t xml:space="preserve"> </w:t>
-      </w:r>
-      <w:proofErr w:type="spellStart"/>
-      <w:r>
-        <w:rPr>
+          <w:rFonts w:ascii="Aptos" w:eastAsiaTheme="minorEastAsia" w:hAnsi="Aptos" w:cstheme="minorBidi"/>
+          <w:b w:val="0"/>
+          <w:bCs w:val="0"/>
+          <w:color w:val="auto"/>
+          <w:sz w:val="18"/>
+          <w:szCs w:val="18"/>
+        </w:rPr>
+        <w:t xml:space="preserve"> </w:t>
+      </w:r>
+      <w:proofErr w:type="spellStart"/>
+      <w:r>
+        <w:rPr>
+          <w:rFonts w:ascii="Aptos" w:eastAsiaTheme="minorEastAsia" w:hAnsi="Aptos" w:cstheme="minorBidi"/>
+          <w:b w:val="0"/>
+          <w:bCs w:val="0"/>
+          <w:color w:val="auto"/>
           <w:sz w:val="18"/>
           <w:szCs w:val="18"/>
         </w:rPr>
@@ -6863,6 +7254,10 @@
       <w:proofErr w:type="spellEnd"/>
       <w:r>
         <w:rPr>
+          <w:rFonts w:ascii="Aptos" w:eastAsiaTheme="minorEastAsia" w:hAnsi="Aptos" w:cstheme="minorBidi"/>
+          <w:b w:val="0"/>
+          <w:bCs w:val="0"/>
+          <w:color w:val="auto"/>
           <w:sz w:val="18"/>
           <w:szCs w:val="18"/>
         </w:rPr>
@@ -6871,6 +7266,10 @@
       <w:proofErr w:type="spellStart"/>
       <w:r>
         <w:rPr>
+          <w:rFonts w:ascii="Aptos" w:eastAsiaTheme="minorEastAsia" w:hAnsi="Aptos" w:cstheme="minorBidi"/>
+          <w:b w:val="0"/>
+          <w:bCs w:val="0"/>
+          <w:color w:val="auto"/>
           <w:sz w:val="18"/>
           <w:szCs w:val="18"/>
         </w:rPr>
@@ -6879,6 +7278,767 @@
       <w:proofErr w:type="spellEnd"/>
       <w:r>
         <w:rPr>
+          <w:rFonts w:ascii="Aptos" w:eastAsiaTheme="minorEastAsia" w:hAnsi="Aptos" w:cstheme="minorBidi"/>
+          <w:b w:val="0"/>
+          <w:bCs w:val="0"/>
+          <w:color w:val="auto"/>
+          <w:sz w:val="18"/>
+          <w:szCs w:val="18"/>
+        </w:rPr>
+        <w:t>.</w:t>
+      </w:r>
+    </w:p>
+    <w:p>
+      <w:pPr>
+        <w:pStyle w:val="berschrift2"/>
+        <w:rPr>
+          <w:rFonts w:ascii="Aptos" w:eastAsiaTheme="minorEastAsia" w:hAnsi="Aptos" w:cstheme="minorBidi"/>
+          <w:b w:val="0"/>
+          <w:bCs w:val="0"/>
+          <w:color w:val="auto"/>
+          <w:sz w:val="18"/>
+          <w:szCs w:val="18"/>
+        </w:rPr>
+      </w:pPr>
+      <w:proofErr w:type="spellStart"/>
+      <w:r>
+        <w:rPr>
+          <w:rFonts w:ascii="Aptos" w:eastAsiaTheme="minorEastAsia" w:hAnsi="Aptos" w:cstheme="minorBidi"/>
+          <w:b w:val="0"/>
+          <w:bCs w:val="0"/>
+          <w:color w:val="auto"/>
+          <w:sz w:val="18"/>
+          <w:szCs w:val="18"/>
+        </w:rPr>
+        <w:t>Ergänzend</w:t>
+      </w:r>
+      <w:proofErr w:type="spellEnd"/>
+      <w:r>
+        <w:rPr>
+          <w:rFonts w:ascii="Aptos" w:eastAsiaTheme="minorEastAsia" w:hAnsi="Aptos" w:cstheme="minorBidi"/>
+          <w:b w:val="0"/>
+          <w:bCs w:val="0"/>
+          <w:color w:val="auto"/>
+          <w:sz w:val="18"/>
+          <w:szCs w:val="18"/>
+        </w:rPr>
+        <w:t xml:space="preserve"> </w:t>
+      </w:r>
+      <w:proofErr w:type="spellStart"/>
+      <w:r>
+        <w:rPr>
+          <w:rFonts w:ascii="Aptos" w:eastAsiaTheme="minorEastAsia" w:hAnsi="Aptos" w:cstheme="minorBidi"/>
+          <w:b w:val="0"/>
+          <w:bCs w:val="0"/>
+          <w:color w:val="auto"/>
+          <w:sz w:val="18"/>
+          <w:szCs w:val="18"/>
+        </w:rPr>
+        <w:t>sichern</w:t>
+      </w:r>
+      <w:proofErr w:type="spellEnd"/>
+      <w:r>
+        <w:rPr>
+          <w:rFonts w:ascii="Aptos" w:eastAsiaTheme="minorEastAsia" w:hAnsi="Aptos" w:cstheme="minorBidi"/>
+          <w:b w:val="0"/>
+          <w:bCs w:val="0"/>
+          <w:color w:val="auto"/>
+          <w:sz w:val="18"/>
+          <w:szCs w:val="18"/>
+        </w:rPr>
+        <w:t xml:space="preserve"> Trigger </w:t>
+      </w:r>
+      <w:proofErr w:type="spellStart"/>
+      <w:r>
+        <w:rPr>
+          <w:rFonts w:ascii="Aptos" w:eastAsiaTheme="minorEastAsia" w:hAnsi="Aptos" w:cstheme="minorBidi"/>
+          <w:b w:val="0"/>
+          <w:bCs w:val="0"/>
+          <w:color w:val="auto"/>
+          <w:sz w:val="18"/>
+          <w:szCs w:val="18"/>
+        </w:rPr>
+        <w:t>zentrale</w:t>
+      </w:r>
+      <w:proofErr w:type="spellEnd"/>
+      <w:r>
+        <w:rPr>
+          <w:rFonts w:ascii="Aptos" w:eastAsiaTheme="minorEastAsia" w:hAnsi="Aptos" w:cstheme="minorBidi"/>
+          <w:b w:val="0"/>
+          <w:bCs w:val="0"/>
+          <w:color w:val="auto"/>
+          <w:sz w:val="18"/>
+          <w:szCs w:val="18"/>
+        </w:rPr>
+        <w:t xml:space="preserve"> </w:t>
+      </w:r>
+      <w:proofErr w:type="spellStart"/>
+      <w:r>
+        <w:rPr>
+          <w:rFonts w:ascii="Aptos" w:eastAsiaTheme="minorEastAsia" w:hAnsi="Aptos" w:cstheme="minorBidi"/>
+          <w:b w:val="0"/>
+          <w:bCs w:val="0"/>
+          <w:color w:val="auto"/>
+          <w:sz w:val="18"/>
+          <w:szCs w:val="18"/>
+        </w:rPr>
+        <w:t>Geschäftsregeln</w:t>
+      </w:r>
+      <w:proofErr w:type="spellEnd"/>
+      <w:r>
+        <w:rPr>
+          <w:rFonts w:ascii="Aptos" w:eastAsiaTheme="minorEastAsia" w:hAnsi="Aptos" w:cstheme="minorBidi"/>
+          <w:b w:val="0"/>
+          <w:bCs w:val="0"/>
+          <w:color w:val="auto"/>
+          <w:sz w:val="18"/>
+          <w:szCs w:val="18"/>
+        </w:rPr>
+        <w:t xml:space="preserve"> </w:t>
+      </w:r>
+      <w:proofErr w:type="spellStart"/>
+      <w:r>
+        <w:rPr>
+          <w:rFonts w:ascii="Aptos" w:eastAsiaTheme="minorEastAsia" w:hAnsi="Aptos" w:cstheme="minorBidi"/>
+          <w:b w:val="0"/>
+          <w:bCs w:val="0"/>
+          <w:color w:val="auto"/>
+          <w:sz w:val="18"/>
+          <w:szCs w:val="18"/>
+        </w:rPr>
+        <w:t>direkt</w:t>
+      </w:r>
+      <w:proofErr w:type="spellEnd"/>
+      <w:r>
+        <w:rPr>
+          <w:rFonts w:ascii="Aptos" w:eastAsiaTheme="minorEastAsia" w:hAnsi="Aptos" w:cstheme="minorBidi"/>
+          <w:b w:val="0"/>
+          <w:bCs w:val="0"/>
+          <w:color w:val="auto"/>
+          <w:sz w:val="18"/>
+          <w:szCs w:val="18"/>
+        </w:rPr>
+        <w:t xml:space="preserve"> auf </w:t>
+      </w:r>
+      <w:proofErr w:type="spellStart"/>
+      <w:r>
+        <w:rPr>
+          <w:rFonts w:ascii="Aptos" w:eastAsiaTheme="minorEastAsia" w:hAnsi="Aptos" w:cstheme="minorBidi"/>
+          <w:b w:val="0"/>
+          <w:bCs w:val="0"/>
+          <w:color w:val="auto"/>
+          <w:sz w:val="18"/>
+          <w:szCs w:val="18"/>
+        </w:rPr>
+        <w:t>Datenbankebene</w:t>
+      </w:r>
+      <w:proofErr w:type="spellEnd"/>
+      <w:r>
+        <w:rPr>
+          <w:rFonts w:ascii="Aptos" w:eastAsiaTheme="minorEastAsia" w:hAnsi="Aptos" w:cstheme="minorBidi"/>
+          <w:b w:val="0"/>
+          <w:bCs w:val="0"/>
+          <w:color w:val="auto"/>
+          <w:sz w:val="18"/>
+          <w:szCs w:val="18"/>
+        </w:rPr>
+        <w:t xml:space="preserve"> ab. Sie </w:t>
+      </w:r>
+      <w:proofErr w:type="spellStart"/>
+      <w:r>
+        <w:rPr>
+          <w:rFonts w:ascii="Aptos" w:eastAsiaTheme="minorEastAsia" w:hAnsi="Aptos" w:cstheme="minorBidi"/>
+          <w:b w:val="0"/>
+          <w:bCs w:val="0"/>
+          <w:color w:val="auto"/>
+          <w:sz w:val="18"/>
+          <w:szCs w:val="18"/>
+        </w:rPr>
+        <w:t>verhindern</w:t>
+      </w:r>
+      <w:proofErr w:type="spellEnd"/>
+      <w:r>
+        <w:rPr>
+          <w:rFonts w:ascii="Aptos" w:eastAsiaTheme="minorEastAsia" w:hAnsi="Aptos" w:cstheme="minorBidi"/>
+          <w:b w:val="0"/>
+          <w:bCs w:val="0"/>
+          <w:color w:val="auto"/>
+          <w:sz w:val="18"/>
+          <w:szCs w:val="18"/>
+        </w:rPr>
+        <w:t xml:space="preserve"> </w:t>
+      </w:r>
+      <w:proofErr w:type="spellStart"/>
+      <w:r>
+        <w:rPr>
+          <w:rFonts w:ascii="Aptos" w:eastAsiaTheme="minorEastAsia" w:hAnsi="Aptos" w:cstheme="minorBidi"/>
+          <w:b w:val="0"/>
+          <w:bCs w:val="0"/>
+          <w:color w:val="auto"/>
+          <w:sz w:val="18"/>
+          <w:szCs w:val="18"/>
+        </w:rPr>
+        <w:t>sowohl</w:t>
+      </w:r>
+      <w:proofErr w:type="spellEnd"/>
+      <w:r>
+        <w:rPr>
+          <w:rFonts w:ascii="Aptos" w:eastAsiaTheme="minorEastAsia" w:hAnsi="Aptos" w:cstheme="minorBidi"/>
+          <w:b w:val="0"/>
+          <w:bCs w:val="0"/>
+          <w:color w:val="auto"/>
+          <w:sz w:val="18"/>
+          <w:szCs w:val="18"/>
+        </w:rPr>
+        <w:t xml:space="preserve"> </w:t>
+      </w:r>
+      <w:proofErr w:type="spellStart"/>
+      <w:r>
+        <w:rPr>
+          <w:rFonts w:ascii="Aptos" w:eastAsiaTheme="minorEastAsia" w:hAnsi="Aptos" w:cstheme="minorBidi"/>
+          <w:b w:val="0"/>
+          <w:bCs w:val="0"/>
+          <w:color w:val="auto"/>
+          <w:sz w:val="18"/>
+          <w:szCs w:val="18"/>
+        </w:rPr>
+        <w:t>beim</w:t>
+      </w:r>
+      <w:proofErr w:type="spellEnd"/>
+      <w:r>
+        <w:rPr>
+          <w:rFonts w:ascii="Aptos" w:eastAsiaTheme="minorEastAsia" w:hAnsi="Aptos" w:cstheme="minorBidi"/>
+          <w:b w:val="0"/>
+          <w:bCs w:val="0"/>
+          <w:color w:val="auto"/>
+          <w:sz w:val="18"/>
+          <w:szCs w:val="18"/>
+        </w:rPr>
+        <w:t xml:space="preserve"> </w:t>
+      </w:r>
+      <w:proofErr w:type="spellStart"/>
+      <w:r>
+        <w:rPr>
+          <w:rFonts w:ascii="Aptos" w:eastAsiaTheme="minorEastAsia" w:hAnsi="Aptos" w:cstheme="minorBidi"/>
+          <w:b w:val="0"/>
+          <w:bCs w:val="0"/>
+          <w:color w:val="auto"/>
+          <w:sz w:val="18"/>
+          <w:szCs w:val="18"/>
+        </w:rPr>
+        <w:t>Einfügen</w:t>
+      </w:r>
+      <w:proofErr w:type="spellEnd"/>
+      <w:r>
+        <w:rPr>
+          <w:rFonts w:ascii="Aptos" w:eastAsiaTheme="minorEastAsia" w:hAnsi="Aptos" w:cstheme="minorBidi"/>
+          <w:b w:val="0"/>
+          <w:bCs w:val="0"/>
+          <w:color w:val="auto"/>
+          <w:sz w:val="18"/>
+          <w:szCs w:val="18"/>
+        </w:rPr>
+        <w:t xml:space="preserve"> </w:t>
+      </w:r>
+      <w:proofErr w:type="spellStart"/>
+      <w:r>
+        <w:rPr>
+          <w:rFonts w:ascii="Aptos" w:eastAsiaTheme="minorEastAsia" w:hAnsi="Aptos" w:cstheme="minorBidi"/>
+          <w:b w:val="0"/>
+          <w:bCs w:val="0"/>
+          <w:color w:val="auto"/>
+          <w:sz w:val="18"/>
+          <w:szCs w:val="18"/>
+        </w:rPr>
+        <w:t>als</w:t>
+      </w:r>
+      <w:proofErr w:type="spellEnd"/>
+      <w:r>
+        <w:rPr>
+          <w:rFonts w:ascii="Aptos" w:eastAsiaTheme="minorEastAsia" w:hAnsi="Aptos" w:cstheme="minorBidi"/>
+          <w:b w:val="0"/>
+          <w:bCs w:val="0"/>
+          <w:color w:val="auto"/>
+          <w:sz w:val="18"/>
+          <w:szCs w:val="18"/>
+        </w:rPr>
+        <w:t xml:space="preserve"> </w:t>
+      </w:r>
+      <w:proofErr w:type="spellStart"/>
+      <w:r>
+        <w:rPr>
+          <w:rFonts w:ascii="Aptos" w:eastAsiaTheme="minorEastAsia" w:hAnsi="Aptos" w:cstheme="minorBidi"/>
+          <w:b w:val="0"/>
+          <w:bCs w:val="0"/>
+          <w:color w:val="auto"/>
+          <w:sz w:val="18"/>
+          <w:szCs w:val="18"/>
+        </w:rPr>
+        <w:t>auch</w:t>
+      </w:r>
+      <w:proofErr w:type="spellEnd"/>
+      <w:r>
+        <w:rPr>
+          <w:rFonts w:ascii="Aptos" w:eastAsiaTheme="minorEastAsia" w:hAnsi="Aptos" w:cstheme="minorBidi"/>
+          <w:b w:val="0"/>
+          <w:bCs w:val="0"/>
+          <w:color w:val="auto"/>
+          <w:sz w:val="18"/>
+          <w:szCs w:val="18"/>
+        </w:rPr>
+        <w:t xml:space="preserve"> </w:t>
+      </w:r>
+      <w:proofErr w:type="spellStart"/>
+      <w:r>
+        <w:rPr>
+          <w:rFonts w:ascii="Aptos" w:eastAsiaTheme="minorEastAsia" w:hAnsi="Aptos" w:cstheme="minorBidi"/>
+          <w:b w:val="0"/>
+          <w:bCs w:val="0"/>
+          <w:color w:val="auto"/>
+          <w:sz w:val="18"/>
+          <w:szCs w:val="18"/>
+        </w:rPr>
+        <w:t>beim</w:t>
+      </w:r>
+      <w:proofErr w:type="spellEnd"/>
+      <w:r>
+        <w:rPr>
+          <w:rFonts w:ascii="Aptos" w:eastAsiaTheme="minorEastAsia" w:hAnsi="Aptos" w:cstheme="minorBidi"/>
+          <w:b w:val="0"/>
+          <w:bCs w:val="0"/>
+          <w:color w:val="auto"/>
+          <w:sz w:val="18"/>
+          <w:szCs w:val="18"/>
+        </w:rPr>
+        <w:t xml:space="preserve"> </w:t>
+      </w:r>
+      <w:proofErr w:type="spellStart"/>
+      <w:r>
+        <w:rPr>
+          <w:rFonts w:ascii="Aptos" w:eastAsiaTheme="minorEastAsia" w:hAnsi="Aptos" w:cstheme="minorBidi"/>
+          <w:b w:val="0"/>
+          <w:bCs w:val="0"/>
+          <w:color w:val="auto"/>
+          <w:sz w:val="18"/>
+          <w:szCs w:val="18"/>
+        </w:rPr>
+        <w:t>Ändern</w:t>
+      </w:r>
+      <w:proofErr w:type="spellEnd"/>
+      <w:r>
+        <w:rPr>
+          <w:rFonts w:ascii="Aptos" w:eastAsiaTheme="minorEastAsia" w:hAnsi="Aptos" w:cstheme="minorBidi"/>
+          <w:b w:val="0"/>
+          <w:bCs w:val="0"/>
+          <w:color w:val="auto"/>
+          <w:sz w:val="18"/>
+          <w:szCs w:val="18"/>
+        </w:rPr>
+        <w:t xml:space="preserve">, </w:t>
+      </w:r>
+      <w:proofErr w:type="spellStart"/>
+      <w:r>
+        <w:rPr>
+          <w:rFonts w:ascii="Aptos" w:eastAsiaTheme="minorEastAsia" w:hAnsi="Aptos" w:cstheme="minorBidi"/>
+          <w:b w:val="0"/>
+          <w:bCs w:val="0"/>
+          <w:color w:val="auto"/>
+          <w:sz w:val="18"/>
+          <w:szCs w:val="18"/>
+        </w:rPr>
+        <w:t>dass</w:t>
+      </w:r>
+      <w:proofErr w:type="spellEnd"/>
+      <w:r>
+        <w:rPr>
+          <w:rFonts w:ascii="Aptos" w:eastAsiaTheme="minorEastAsia" w:hAnsi="Aptos" w:cstheme="minorBidi"/>
+          <w:b w:val="0"/>
+          <w:bCs w:val="0"/>
+          <w:color w:val="auto"/>
+          <w:sz w:val="18"/>
+          <w:szCs w:val="18"/>
+        </w:rPr>
+        <w:t xml:space="preserve"> </w:t>
+      </w:r>
+      <w:proofErr w:type="spellStart"/>
+      <w:r>
+        <w:rPr>
+          <w:rFonts w:ascii="Aptos" w:eastAsiaTheme="minorEastAsia" w:hAnsi="Aptos" w:cstheme="minorBidi"/>
+          <w:b w:val="0"/>
+          <w:bCs w:val="0"/>
+          <w:color w:val="auto"/>
+          <w:sz w:val="18"/>
+          <w:szCs w:val="18"/>
+        </w:rPr>
+        <w:t>eine</w:t>
+      </w:r>
+      <w:proofErr w:type="spellEnd"/>
+      <w:r>
+        <w:rPr>
+          <w:rFonts w:ascii="Aptos" w:eastAsiaTheme="minorEastAsia" w:hAnsi="Aptos" w:cstheme="minorBidi"/>
+          <w:b w:val="0"/>
+          <w:bCs w:val="0"/>
+          <w:color w:val="auto"/>
+          <w:sz w:val="18"/>
+          <w:szCs w:val="18"/>
+        </w:rPr>
+        <w:t xml:space="preserve"> </w:t>
+      </w:r>
+      <w:proofErr w:type="spellStart"/>
+      <w:r>
+        <w:rPr>
+          <w:rFonts w:ascii="Aptos" w:eastAsiaTheme="minorEastAsia" w:hAnsi="Aptos" w:cstheme="minorBidi"/>
+          <w:b w:val="0"/>
+          <w:bCs w:val="0"/>
+          <w:color w:val="auto"/>
+          <w:sz w:val="18"/>
+          <w:szCs w:val="18"/>
+        </w:rPr>
+        <w:t>Ausleihe</w:t>
+      </w:r>
+      <w:proofErr w:type="spellEnd"/>
+      <w:r>
+        <w:rPr>
+          <w:rFonts w:ascii="Aptos" w:eastAsiaTheme="minorEastAsia" w:hAnsi="Aptos" w:cstheme="minorBidi"/>
+          <w:b w:val="0"/>
+          <w:bCs w:val="0"/>
+          <w:color w:val="auto"/>
+          <w:sz w:val="18"/>
+          <w:szCs w:val="18"/>
+        </w:rPr>
+        <w:t xml:space="preserve"> </w:t>
+      </w:r>
+      <w:proofErr w:type="spellStart"/>
+      <w:r>
+        <w:rPr>
+          <w:rFonts w:ascii="Aptos" w:eastAsiaTheme="minorEastAsia" w:hAnsi="Aptos" w:cstheme="minorBidi"/>
+          <w:b w:val="0"/>
+          <w:bCs w:val="0"/>
+          <w:color w:val="auto"/>
+          <w:sz w:val="18"/>
+          <w:szCs w:val="18"/>
+        </w:rPr>
+        <w:t>aus</w:t>
+      </w:r>
+      <w:proofErr w:type="spellEnd"/>
+      <w:r>
+        <w:rPr>
+          <w:rFonts w:ascii="Aptos" w:eastAsiaTheme="minorEastAsia" w:hAnsi="Aptos" w:cstheme="minorBidi"/>
+          <w:b w:val="0"/>
+          <w:bCs w:val="0"/>
+          <w:color w:val="auto"/>
+          <w:sz w:val="18"/>
+          <w:szCs w:val="18"/>
+        </w:rPr>
+        <w:t xml:space="preserve"> </w:t>
+      </w:r>
+      <w:proofErr w:type="spellStart"/>
+      <w:r>
+        <w:rPr>
+          <w:rFonts w:ascii="Aptos" w:eastAsiaTheme="minorEastAsia" w:hAnsi="Aptos" w:cstheme="minorBidi"/>
+          <w:b w:val="0"/>
+          <w:bCs w:val="0"/>
+          <w:color w:val="auto"/>
+          <w:sz w:val="18"/>
+          <w:szCs w:val="18"/>
+        </w:rPr>
+        <w:t>einer</w:t>
+      </w:r>
+      <w:proofErr w:type="spellEnd"/>
+      <w:r>
+        <w:rPr>
+          <w:rFonts w:ascii="Aptos" w:eastAsiaTheme="minorEastAsia" w:hAnsi="Aptos" w:cstheme="minorBidi"/>
+          <w:b w:val="0"/>
+          <w:bCs w:val="0"/>
+          <w:color w:val="auto"/>
+          <w:sz w:val="18"/>
+          <w:szCs w:val="18"/>
+        </w:rPr>
+        <w:t xml:space="preserve"> </w:t>
+      </w:r>
+      <w:proofErr w:type="spellStart"/>
+      <w:r>
+        <w:rPr>
+          <w:rFonts w:ascii="Aptos" w:eastAsiaTheme="minorEastAsia" w:hAnsi="Aptos" w:cstheme="minorBidi"/>
+          <w:b w:val="0"/>
+          <w:bCs w:val="0"/>
+          <w:color w:val="auto"/>
+          <w:sz w:val="18"/>
+          <w:szCs w:val="18"/>
+        </w:rPr>
+        <w:t>nicht</w:t>
+      </w:r>
+      <w:proofErr w:type="spellEnd"/>
+      <w:r>
+        <w:rPr>
+          <w:rFonts w:ascii="Aptos" w:eastAsiaTheme="minorEastAsia" w:hAnsi="Aptos" w:cstheme="minorBidi"/>
+          <w:b w:val="0"/>
+          <w:bCs w:val="0"/>
+          <w:color w:val="auto"/>
+          <w:sz w:val="18"/>
+          <w:szCs w:val="18"/>
+        </w:rPr>
+        <w:t xml:space="preserve"> </w:t>
+      </w:r>
+      <w:proofErr w:type="spellStart"/>
+      <w:r>
+        <w:rPr>
+          <w:rFonts w:ascii="Aptos" w:eastAsiaTheme="minorEastAsia" w:hAnsi="Aptos" w:cstheme="minorBidi"/>
+          <w:b w:val="0"/>
+          <w:bCs w:val="0"/>
+          <w:color w:val="auto"/>
+          <w:sz w:val="18"/>
+          <w:szCs w:val="18"/>
+        </w:rPr>
+        <w:t>angenommenen</w:t>
+      </w:r>
+      <w:proofErr w:type="spellEnd"/>
+      <w:r>
+        <w:rPr>
+          <w:rFonts w:ascii="Aptos" w:eastAsiaTheme="minorEastAsia" w:hAnsi="Aptos" w:cstheme="minorBidi"/>
+          <w:b w:val="0"/>
+          <w:bCs w:val="0"/>
+          <w:color w:val="auto"/>
+          <w:sz w:val="18"/>
+          <w:szCs w:val="18"/>
+        </w:rPr>
+        <w:t xml:space="preserve"> </w:t>
+      </w:r>
+      <w:proofErr w:type="spellStart"/>
+      <w:r>
+        <w:rPr>
+          <w:rFonts w:ascii="Aptos" w:eastAsiaTheme="minorEastAsia" w:hAnsi="Aptos" w:cstheme="minorBidi"/>
+          <w:b w:val="0"/>
+          <w:bCs w:val="0"/>
+          <w:color w:val="auto"/>
+          <w:sz w:val="18"/>
+          <w:szCs w:val="18"/>
+        </w:rPr>
+        <w:t>Anfrage</w:t>
+      </w:r>
+      <w:proofErr w:type="spellEnd"/>
+      <w:r>
+        <w:rPr>
+          <w:rFonts w:ascii="Aptos" w:eastAsiaTheme="minorEastAsia" w:hAnsi="Aptos" w:cstheme="minorBidi"/>
+          <w:b w:val="0"/>
+          <w:bCs w:val="0"/>
+          <w:color w:val="auto"/>
+          <w:sz w:val="18"/>
+          <w:szCs w:val="18"/>
+        </w:rPr>
+        <w:t xml:space="preserve"> </w:t>
+      </w:r>
+      <w:proofErr w:type="spellStart"/>
+      <w:r>
+        <w:rPr>
+          <w:rFonts w:ascii="Aptos" w:eastAsiaTheme="minorEastAsia" w:hAnsi="Aptos" w:cstheme="minorBidi"/>
+          <w:b w:val="0"/>
+          <w:bCs w:val="0"/>
+          <w:color w:val="auto"/>
+          <w:sz w:val="18"/>
+          <w:szCs w:val="18"/>
+        </w:rPr>
+        <w:t>entsteht</w:t>
+      </w:r>
+      <w:proofErr w:type="spellEnd"/>
+      <w:r>
+        <w:rPr>
+          <w:rFonts w:ascii="Aptos" w:eastAsiaTheme="minorEastAsia" w:hAnsi="Aptos" w:cstheme="minorBidi"/>
+          <w:b w:val="0"/>
+          <w:bCs w:val="0"/>
+          <w:color w:val="auto"/>
+          <w:sz w:val="18"/>
+          <w:szCs w:val="18"/>
+        </w:rPr>
+        <w:t xml:space="preserve"> </w:t>
+      </w:r>
+      <w:proofErr w:type="spellStart"/>
+      <w:r>
+        <w:rPr>
+          <w:rFonts w:ascii="Aptos" w:eastAsiaTheme="minorEastAsia" w:hAnsi="Aptos" w:cstheme="minorBidi"/>
+          <w:b w:val="0"/>
+          <w:bCs w:val="0"/>
+          <w:color w:val="auto"/>
+          <w:sz w:val="18"/>
+          <w:szCs w:val="18"/>
+        </w:rPr>
+        <w:t>oder</w:t>
+      </w:r>
+      <w:proofErr w:type="spellEnd"/>
+      <w:r>
+        <w:rPr>
+          <w:rFonts w:ascii="Aptos" w:eastAsiaTheme="minorEastAsia" w:hAnsi="Aptos" w:cstheme="minorBidi"/>
+          <w:b w:val="0"/>
+          <w:bCs w:val="0"/>
+          <w:color w:val="auto"/>
+          <w:sz w:val="18"/>
+          <w:szCs w:val="18"/>
+        </w:rPr>
+        <w:t xml:space="preserve"> </w:t>
+      </w:r>
+      <w:proofErr w:type="spellStart"/>
+      <w:r>
+        <w:rPr>
+          <w:rFonts w:ascii="Aptos" w:eastAsiaTheme="minorEastAsia" w:hAnsi="Aptos" w:cstheme="minorBidi"/>
+          <w:b w:val="0"/>
+          <w:bCs w:val="0"/>
+          <w:color w:val="auto"/>
+          <w:sz w:val="18"/>
+          <w:szCs w:val="18"/>
+        </w:rPr>
+        <w:t>ein</w:t>
+      </w:r>
+      <w:proofErr w:type="spellEnd"/>
+      <w:r>
+        <w:rPr>
+          <w:rFonts w:ascii="Aptos" w:eastAsiaTheme="minorEastAsia" w:hAnsi="Aptos" w:cstheme="minorBidi"/>
+          <w:b w:val="0"/>
+          <w:bCs w:val="0"/>
+          <w:color w:val="auto"/>
+          <w:sz w:val="18"/>
+          <w:szCs w:val="18"/>
+        </w:rPr>
+        <w:t xml:space="preserve"> </w:t>
+      </w:r>
+      <w:proofErr w:type="spellStart"/>
+      <w:r>
+        <w:rPr>
+          <w:rFonts w:ascii="Aptos" w:eastAsiaTheme="minorEastAsia" w:hAnsi="Aptos" w:cstheme="minorBidi"/>
+          <w:b w:val="0"/>
+          <w:bCs w:val="0"/>
+          <w:color w:val="auto"/>
+          <w:sz w:val="18"/>
+          <w:szCs w:val="18"/>
+        </w:rPr>
+        <w:t>Zeitslot</w:t>
+      </w:r>
+      <w:proofErr w:type="spellEnd"/>
+      <w:r>
+        <w:rPr>
+          <w:rFonts w:ascii="Aptos" w:eastAsiaTheme="minorEastAsia" w:hAnsi="Aptos" w:cstheme="minorBidi"/>
+          <w:b w:val="0"/>
+          <w:bCs w:val="0"/>
+          <w:color w:val="auto"/>
+          <w:sz w:val="18"/>
+          <w:szCs w:val="18"/>
+        </w:rPr>
+        <w:t xml:space="preserve"> </w:t>
+      </w:r>
+      <w:proofErr w:type="spellStart"/>
+      <w:r>
+        <w:rPr>
+          <w:rFonts w:ascii="Aptos" w:eastAsiaTheme="minorEastAsia" w:hAnsi="Aptos" w:cstheme="minorBidi"/>
+          <w:b w:val="0"/>
+          <w:bCs w:val="0"/>
+          <w:color w:val="auto"/>
+          <w:sz w:val="18"/>
+          <w:szCs w:val="18"/>
+        </w:rPr>
+        <w:t>einem</w:t>
+      </w:r>
+      <w:proofErr w:type="spellEnd"/>
+      <w:r>
+        <w:rPr>
+          <w:rFonts w:ascii="Aptos" w:eastAsiaTheme="minorEastAsia" w:hAnsi="Aptos" w:cstheme="minorBidi"/>
+          <w:b w:val="0"/>
+          <w:bCs w:val="0"/>
+          <w:color w:val="auto"/>
+          <w:sz w:val="18"/>
+          <w:szCs w:val="18"/>
+        </w:rPr>
+        <w:t xml:space="preserve"> </w:t>
+      </w:r>
+      <w:proofErr w:type="spellStart"/>
+      <w:r>
+        <w:rPr>
+          <w:rFonts w:ascii="Aptos" w:eastAsiaTheme="minorEastAsia" w:hAnsi="Aptos" w:cstheme="minorBidi"/>
+          <w:b w:val="0"/>
+          <w:bCs w:val="0"/>
+          <w:color w:val="auto"/>
+          <w:sz w:val="18"/>
+          <w:szCs w:val="18"/>
+        </w:rPr>
+        <w:t>falschen</w:t>
+      </w:r>
+      <w:proofErr w:type="spellEnd"/>
+      <w:r>
+        <w:rPr>
+          <w:rFonts w:ascii="Aptos" w:eastAsiaTheme="minorEastAsia" w:hAnsi="Aptos" w:cstheme="minorBidi"/>
+          <w:b w:val="0"/>
+          <w:bCs w:val="0"/>
+          <w:color w:val="auto"/>
+          <w:sz w:val="18"/>
+          <w:szCs w:val="18"/>
+        </w:rPr>
+        <w:t xml:space="preserve"> </w:t>
+      </w:r>
+      <w:proofErr w:type="spellStart"/>
+      <w:r>
+        <w:rPr>
+          <w:rFonts w:ascii="Aptos" w:eastAsiaTheme="minorEastAsia" w:hAnsi="Aptos" w:cstheme="minorBidi"/>
+          <w:b w:val="0"/>
+          <w:bCs w:val="0"/>
+          <w:color w:val="auto"/>
+          <w:sz w:val="18"/>
+          <w:szCs w:val="18"/>
+        </w:rPr>
+        <w:t>Buchangebot</w:t>
+      </w:r>
+      <w:proofErr w:type="spellEnd"/>
+      <w:r>
+        <w:rPr>
+          <w:rFonts w:ascii="Aptos" w:eastAsiaTheme="minorEastAsia" w:hAnsi="Aptos" w:cstheme="minorBidi"/>
+          <w:b w:val="0"/>
+          <w:bCs w:val="0"/>
+          <w:color w:val="auto"/>
+          <w:sz w:val="18"/>
+          <w:szCs w:val="18"/>
+        </w:rPr>
+        <w:t xml:space="preserve"> </w:t>
+      </w:r>
+      <w:proofErr w:type="spellStart"/>
+      <w:r>
+        <w:rPr>
+          <w:rFonts w:ascii="Aptos" w:eastAsiaTheme="minorEastAsia" w:hAnsi="Aptos" w:cstheme="minorBidi"/>
+          <w:b w:val="0"/>
+          <w:bCs w:val="0"/>
+          <w:color w:val="auto"/>
+          <w:sz w:val="18"/>
+          <w:szCs w:val="18"/>
+        </w:rPr>
+        <w:t>zugeordnet</w:t>
+      </w:r>
+      <w:proofErr w:type="spellEnd"/>
+      <w:r>
+        <w:rPr>
+          <w:rFonts w:ascii="Aptos" w:eastAsiaTheme="minorEastAsia" w:hAnsi="Aptos" w:cstheme="minorBidi"/>
+          <w:b w:val="0"/>
+          <w:bCs w:val="0"/>
+          <w:color w:val="auto"/>
+          <w:sz w:val="18"/>
+          <w:szCs w:val="18"/>
+        </w:rPr>
+        <w:t xml:space="preserve"> </w:t>
+      </w:r>
+      <w:proofErr w:type="spellStart"/>
+      <w:r>
+        <w:rPr>
+          <w:rFonts w:ascii="Aptos" w:eastAsiaTheme="minorEastAsia" w:hAnsi="Aptos" w:cstheme="minorBidi"/>
+          <w:b w:val="0"/>
+          <w:bCs w:val="0"/>
+          <w:color w:val="auto"/>
+          <w:sz w:val="18"/>
+          <w:szCs w:val="18"/>
+        </w:rPr>
+        <w:t>wird</w:t>
+      </w:r>
+      <w:proofErr w:type="spellEnd"/>
+      <w:r>
+        <w:rPr>
+          <w:rFonts w:ascii="Aptos" w:eastAsiaTheme="minorEastAsia" w:hAnsi="Aptos" w:cstheme="minorBidi"/>
+          <w:b w:val="0"/>
+          <w:bCs w:val="0"/>
+          <w:color w:val="auto"/>
           <w:sz w:val="18"/>
           <w:szCs w:val="18"/>
         </w:rPr>
@@ -7605,6 +8765,342 @@
           </w:p>
         </w:tc>
       </w:tr>
+      <w:tr>
+        <w:trPr>
+          <w:jc w:val="center"/>
+        </w:trPr>
+        <w:tc>
+          <w:tcPr>
+            <w:tcW w:w="3324" w:type="dxa"/>
+            <w:shd w:val="clear" w:color="auto" w:fill="F5F7FA"/>
+            <w:tcMar>
+              <w:top w:w="80" w:type="dxa"/>
+              <w:left w:w="100" w:type="dxa"/>
+              <w:bottom w:w="80" w:type="dxa"/>
+              <w:right w:w="100" w:type="dxa"/>
+            </w:tcMar>
+          </w:tcPr>
+          <w:p>
+            <w:pPr>
+              <w:rPr>
+                <w:sz w:val="17"/>
+              </w:rPr>
+            </w:pPr>
+            <w:r>
+              <w:rPr>
+                <w:sz w:val="17"/>
+              </w:rPr>
+              <w:t xml:space="preserve">Trigger – </w:t>
+            </w:r>
+            <w:proofErr w:type="spellStart"/>
+            <w:r>
+              <w:rPr>
+                <w:sz w:val="17"/>
+              </w:rPr>
+              <w:t>Anfrage</w:t>
+            </w:r>
+            <w:proofErr w:type="spellEnd"/>
+          </w:p>
+        </w:tc>
+        <w:tc>
+          <w:tcPr>
+            <w:tcW w:w="3324" w:type="dxa"/>
+            <w:shd w:val="clear" w:color="auto" w:fill="F5F7FA"/>
+            <w:tcMar>
+              <w:top w:w="80" w:type="dxa"/>
+              <w:left w:w="100" w:type="dxa"/>
+              <w:bottom w:w="80" w:type="dxa"/>
+              <w:right w:w="100" w:type="dxa"/>
+            </w:tcMar>
+          </w:tcPr>
+          <w:p>
+            <w:pPr>
+              <w:rPr>
+                <w:sz w:val="17"/>
+              </w:rPr>
+            </w:pPr>
+            <w:proofErr w:type="spellStart"/>
+            <w:r>
+              <w:rPr>
+                <w:sz w:val="17"/>
+              </w:rPr>
+              <w:t>Ausleihe</w:t>
+            </w:r>
+            <w:proofErr w:type="spellEnd"/>
+            <w:r>
+              <w:rPr>
+                <w:sz w:val="17"/>
+              </w:rPr>
+              <w:t xml:space="preserve"> </w:t>
+            </w:r>
+            <w:proofErr w:type="spellStart"/>
+            <w:r>
+              <w:rPr>
+                <w:sz w:val="17"/>
+              </w:rPr>
+              <w:t>aus</w:t>
+            </w:r>
+            <w:proofErr w:type="spellEnd"/>
+            <w:r>
+              <w:rPr>
+                <w:sz w:val="17"/>
+              </w:rPr>
+              <w:t xml:space="preserve"> </w:t>
+            </w:r>
+            <w:proofErr w:type="spellStart"/>
+            <w:r>
+              <w:rPr>
+                <w:sz w:val="17"/>
+              </w:rPr>
+              <w:t>nicht</w:t>
+            </w:r>
+            <w:proofErr w:type="spellEnd"/>
+            <w:r>
+              <w:rPr>
+                <w:sz w:val="17"/>
+              </w:rPr>
+              <w:t xml:space="preserve"> </w:t>
+            </w:r>
+            <w:proofErr w:type="spellStart"/>
+            <w:r>
+              <w:rPr>
+                <w:sz w:val="17"/>
+              </w:rPr>
+              <w:t>angenommener</w:t>
+            </w:r>
+            <w:proofErr w:type="spellEnd"/>
+            <w:r>
+              <w:rPr>
+                <w:sz w:val="17"/>
+              </w:rPr>
+              <w:t xml:space="preserve"> </w:t>
+            </w:r>
+            <w:proofErr w:type="spellStart"/>
+            <w:r>
+              <w:rPr>
+                <w:sz w:val="17"/>
+              </w:rPr>
+              <w:t>Anfrage</w:t>
+            </w:r>
+            <w:proofErr w:type="spellEnd"/>
+          </w:p>
+        </w:tc>
+        <w:tc>
+          <w:tcPr>
+            <w:tcW w:w="3324" w:type="dxa"/>
+            <w:shd w:val="clear" w:color="auto" w:fill="F5F7FA"/>
+            <w:tcMar>
+              <w:top w:w="80" w:type="dxa"/>
+              <w:left w:w="100" w:type="dxa"/>
+              <w:bottom w:w="80" w:type="dxa"/>
+              <w:right w:w="100" w:type="dxa"/>
+            </w:tcMar>
+          </w:tcPr>
+          <w:p>
+            <w:pPr>
+              <w:rPr>
+                <w:sz w:val="17"/>
+              </w:rPr>
+            </w:pPr>
+            <w:r>
+              <w:rPr>
+                <w:sz w:val="17"/>
+              </w:rPr>
+              <w:t xml:space="preserve">INSERT und UPDATE </w:t>
+            </w:r>
+            <w:proofErr w:type="spellStart"/>
+            <w:r>
+              <w:rPr>
+                <w:sz w:val="17"/>
+              </w:rPr>
+              <w:t>werden</w:t>
+            </w:r>
+            <w:proofErr w:type="spellEnd"/>
+            <w:r>
+              <w:rPr>
+                <w:sz w:val="17"/>
+              </w:rPr>
+              <w:t xml:space="preserve"> </w:t>
+            </w:r>
+            <w:proofErr w:type="spellStart"/>
+            <w:r>
+              <w:rPr>
+                <w:sz w:val="17"/>
+              </w:rPr>
+              <w:t>abgelehnt</w:t>
+            </w:r>
+            <w:proofErr w:type="spellEnd"/>
+          </w:p>
+        </w:tc>
+      </w:tr>
+      <w:tr>
+        <w:trPr>
+          <w:jc w:val="center"/>
+        </w:trPr>
+        <w:tc>
+          <w:tcPr>
+            <w:tcW w:w="3324" w:type="dxa"/>
+            <w:shd w:val="clear" w:color="auto" w:fill="F5F7FA"/>
+            <w:tcMar>
+              <w:top w:w="80" w:type="dxa"/>
+              <w:left w:w="100" w:type="dxa"/>
+              <w:bottom w:w="80" w:type="dxa"/>
+              <w:right w:w="100" w:type="dxa"/>
+            </w:tcMar>
+          </w:tcPr>
+          <w:p>
+            <w:pPr>
+              <w:rPr>
+                <w:sz w:val="17"/>
+              </w:rPr>
+            </w:pPr>
+            <w:r>
+              <w:rPr>
+                <w:sz w:val="17"/>
+              </w:rPr>
+              <w:t xml:space="preserve">Trigger – </w:t>
+            </w:r>
+            <w:proofErr w:type="spellStart"/>
+            <w:r>
+              <w:rPr>
+                <w:sz w:val="17"/>
+              </w:rPr>
+              <w:t>Zeitslot</w:t>
+            </w:r>
+            <w:proofErr w:type="spellEnd"/>
+          </w:p>
+        </w:tc>
+        <w:tc>
+          <w:tcPr>
+            <w:tcW w:w="3324" w:type="dxa"/>
+            <w:shd w:val="clear" w:color="auto" w:fill="F5F7FA"/>
+            <w:tcMar>
+              <w:top w:w="80" w:type="dxa"/>
+              <w:left w:w="100" w:type="dxa"/>
+              <w:bottom w:w="80" w:type="dxa"/>
+              <w:right w:w="100" w:type="dxa"/>
+            </w:tcMar>
+          </w:tcPr>
+          <w:p>
+            <w:pPr>
+              <w:rPr>
+                <w:sz w:val="17"/>
+              </w:rPr>
+            </w:pPr>
+            <w:proofErr w:type="spellStart"/>
+            <w:r>
+              <w:rPr>
+                <w:sz w:val="17"/>
+              </w:rPr>
+              <w:t>Zeitslot</w:t>
+            </w:r>
+            <w:proofErr w:type="spellEnd"/>
+            <w:r>
+              <w:rPr>
+                <w:sz w:val="17"/>
+              </w:rPr>
+              <w:t xml:space="preserve"> </w:t>
+            </w:r>
+            <w:proofErr w:type="spellStart"/>
+            <w:r>
+              <w:rPr>
+                <w:sz w:val="17"/>
+              </w:rPr>
+              <w:t>gehört</w:t>
+            </w:r>
+            <w:proofErr w:type="spellEnd"/>
+            <w:r>
+              <w:rPr>
+                <w:sz w:val="17"/>
+              </w:rPr>
+              <w:t xml:space="preserve"> </w:t>
+            </w:r>
+            <w:proofErr w:type="spellStart"/>
+            <w:r>
+              <w:rPr>
+                <w:sz w:val="17"/>
+              </w:rPr>
+              <w:t>zu</w:t>
+            </w:r>
+            <w:proofErr w:type="spellEnd"/>
+            <w:r>
+              <w:rPr>
+                <w:sz w:val="17"/>
+              </w:rPr>
+              <w:t xml:space="preserve"> </w:t>
+            </w:r>
+            <w:proofErr w:type="spellStart"/>
+            <w:r>
+              <w:rPr>
+                <w:sz w:val="17"/>
+              </w:rPr>
+              <w:t>anderem</w:t>
+            </w:r>
+            <w:proofErr w:type="spellEnd"/>
+            <w:r>
+              <w:rPr>
+                <w:sz w:val="17"/>
+              </w:rPr>
+              <w:t xml:space="preserve"> </w:t>
+            </w:r>
+            <w:proofErr w:type="spellStart"/>
+            <w:r>
+              <w:rPr>
+                <w:sz w:val="17"/>
+              </w:rPr>
+              <w:t>Buchangebot</w:t>
+            </w:r>
+            <w:proofErr w:type="spellEnd"/>
+          </w:p>
+        </w:tc>
+        <w:tc>
+          <w:tcPr>
+            <w:tcW w:w="3324" w:type="dxa"/>
+            <w:shd w:val="clear" w:color="auto" w:fill="F5F7FA"/>
+            <w:tcMar>
+              <w:top w:w="80" w:type="dxa"/>
+              <w:left w:w="100" w:type="dxa"/>
+              <w:bottom w:w="80" w:type="dxa"/>
+              <w:right w:w="100" w:type="dxa"/>
+            </w:tcMar>
+          </w:tcPr>
+          <w:p>
+            <w:pPr>
+              <w:rPr>
+                <w:sz w:val="17"/>
+              </w:rPr>
+            </w:pPr>
+            <w:r>
+              <w:rPr>
+                <w:sz w:val="17"/>
+              </w:rPr>
+              <w:t xml:space="preserve">INSERT und UPDATE </w:t>
+            </w:r>
+            <w:proofErr w:type="spellStart"/>
+            <w:r>
+              <w:rPr>
+                <w:sz w:val="17"/>
+              </w:rPr>
+              <w:t>werden</w:t>
+            </w:r>
+            <w:proofErr w:type="spellEnd"/>
+            <w:r>
+              <w:rPr>
+                <w:sz w:val="17"/>
+              </w:rPr>
+              <w:t xml:space="preserve"> </w:t>
+            </w:r>
+            <w:proofErr w:type="spellStart"/>
+            <w:r>
+              <w:rPr>
+                <w:sz w:val="17"/>
+              </w:rPr>
+              <w:t>abgelehnt</w:t>
+            </w:r>
+            <w:proofErr w:type="spellEnd"/>
+          </w:p>
+        </w:tc>
+      </w:tr>
     </w:tbl>
     <w:p>
       <w:pPr>
@@ -7832,15 +9328,31 @@
           <w:sz w:val="18"/>
           <w:szCs w:val="18"/>
         </w:rPr>
-        <w:t xml:space="preserve">. </w:t>
-      </w:r>
-      <w:proofErr w:type="spellStart"/>
-      <w:r>
-        <w:rPr>
-          <w:sz w:val="18"/>
-          <w:szCs w:val="18"/>
-        </w:rPr>
-        <w:t>Insgesamt</w:t>
+        <w:t xml:space="preserve">. Die </w:t>
+      </w:r>
+      <w:proofErr w:type="spellStart"/>
+      <w:r>
+        <w:rPr>
+          <w:sz w:val="18"/>
+          <w:szCs w:val="18"/>
+        </w:rPr>
+        <w:t>ursprünglich</w:t>
+      </w:r>
+      <w:proofErr w:type="spellEnd"/>
+      <w:r>
+        <w:rPr>
+          <w:sz w:val="18"/>
+          <w:szCs w:val="18"/>
+        </w:rPr>
+        <w:t xml:space="preserve"> 16 </w:t>
+      </w:r>
+      <w:proofErr w:type="spellStart"/>
+      <w:r>
+        <w:rPr>
+          <w:sz w:val="18"/>
+          <w:szCs w:val="18"/>
+        </w:rPr>
+        <w:t>Testfälle</w:t>
       </w:r>
       <w:proofErr w:type="spellEnd"/>
       <w:r>
@@ -7864,31 +9376,31 @@
           <w:sz w:val="18"/>
           <w:szCs w:val="18"/>
         </w:rPr>
-        <w:t xml:space="preserve"> 16 </w:t>
-      </w:r>
-      <w:proofErr w:type="spellStart"/>
-      <w:r>
-        <w:rPr>
-          <w:sz w:val="18"/>
-          <w:szCs w:val="18"/>
-        </w:rPr>
-        <w:t>Testfälle</w:t>
-      </w:r>
-      <w:proofErr w:type="spellEnd"/>
-      <w:r>
-        <w:rPr>
-          <w:sz w:val="18"/>
-          <w:szCs w:val="18"/>
-        </w:rPr>
-        <w:t xml:space="preserve"> </w:t>
-      </w:r>
-      <w:proofErr w:type="spellStart"/>
-      <w:r>
-        <w:rPr>
-          <w:sz w:val="18"/>
-          <w:szCs w:val="18"/>
-        </w:rPr>
-        <w:t>durchgeführt</w:t>
+        <w:t xml:space="preserve"> in Phase 3 um vier </w:t>
+      </w:r>
+      <w:proofErr w:type="spellStart"/>
+      <w:r>
+        <w:rPr>
+          <w:sz w:val="18"/>
+          <w:szCs w:val="18"/>
+        </w:rPr>
+        <w:t>gezielte</w:t>
+      </w:r>
+      <w:proofErr w:type="spellEnd"/>
+      <w:r>
+        <w:rPr>
+          <w:sz w:val="18"/>
+          <w:szCs w:val="18"/>
+        </w:rPr>
+        <w:t xml:space="preserve"> Trigger-Tests </w:t>
+      </w:r>
+      <w:proofErr w:type="spellStart"/>
+      <w:r>
+        <w:rPr>
+          <w:sz w:val="18"/>
+          <w:szCs w:val="18"/>
+        </w:rPr>
+        <w:t>erweitert</w:t>
       </w:r>
       <w:proofErr w:type="spellEnd"/>
       <w:r>
@@ -7912,79 +9424,15 @@
           <w:sz w:val="18"/>
           <w:szCs w:val="18"/>
         </w:rPr>
-        <w:t xml:space="preserve"> </w:t>
-      </w:r>
-      <w:proofErr w:type="spellStart"/>
-      <w:r>
-        <w:rPr>
-          <w:sz w:val="18"/>
-          <w:szCs w:val="18"/>
-        </w:rPr>
-        <w:t>über</w:t>
-      </w:r>
-      <w:proofErr w:type="spellEnd"/>
-      <w:r>
-        <w:rPr>
-          <w:sz w:val="18"/>
-          <w:szCs w:val="18"/>
-        </w:rPr>
-        <w:t xml:space="preserve"> </w:t>
-      </w:r>
-      <w:proofErr w:type="spellStart"/>
-      <w:r>
-        <w:rPr>
-          <w:sz w:val="18"/>
-          <w:szCs w:val="18"/>
-        </w:rPr>
-        <w:t>direkte</w:t>
-      </w:r>
-      <w:proofErr w:type="spellEnd"/>
-      <w:r>
-        <w:rPr>
-          <w:sz w:val="18"/>
-          <w:szCs w:val="18"/>
-        </w:rPr>
-        <w:t xml:space="preserve"> und </w:t>
-      </w:r>
-      <w:proofErr w:type="spellStart"/>
-      <w:r>
-        <w:rPr>
-          <w:sz w:val="18"/>
-          <w:szCs w:val="18"/>
-        </w:rPr>
-        <w:t>über</w:t>
-      </w:r>
-      <w:proofErr w:type="spellEnd"/>
-      <w:r>
-        <w:rPr>
-          <w:sz w:val="18"/>
-          <w:szCs w:val="18"/>
-        </w:rPr>
-        <w:t xml:space="preserve"> </w:t>
-      </w:r>
-      <w:proofErr w:type="spellStart"/>
-      <w:r>
-        <w:rPr>
-          <w:sz w:val="18"/>
-          <w:szCs w:val="18"/>
-        </w:rPr>
-        <w:t>Brückentabellen</w:t>
-      </w:r>
-      <w:proofErr w:type="spellEnd"/>
-      <w:r>
-        <w:rPr>
-          <w:sz w:val="18"/>
-          <w:szCs w:val="18"/>
-        </w:rPr>
-        <w:t xml:space="preserve"> </w:t>
-      </w:r>
-      <w:proofErr w:type="spellStart"/>
-      <w:r>
-        <w:rPr>
-          <w:sz w:val="18"/>
-          <w:szCs w:val="18"/>
-        </w:rPr>
-        <w:t>realisierte</w:t>
+        <w:t xml:space="preserve">, </w:t>
+      </w:r>
+      <w:proofErr w:type="spellStart"/>
+      <w:r>
+        <w:rPr>
+          <w:sz w:val="18"/>
+          <w:szCs w:val="18"/>
+        </w:rPr>
+        <w:t>optionalen</w:t>
       </w:r>
       <w:proofErr w:type="spellEnd"/>
       <w:r>
@@ -8008,7 +9456,39 @@
           <w:sz w:val="18"/>
           <w:szCs w:val="18"/>
         </w:rPr>
-        <w:t xml:space="preserve"> </w:t>
+        <w:t xml:space="preserve">, </w:t>
+      </w:r>
+      <w:proofErr w:type="spellStart"/>
+      <w:r>
+        <w:rPr>
+          <w:sz w:val="18"/>
+          <w:szCs w:val="18"/>
+        </w:rPr>
+        <w:t>Aggregationen</w:t>
+      </w:r>
+      <w:proofErr w:type="spellEnd"/>
+      <w:r>
+        <w:rPr>
+          <w:sz w:val="18"/>
+          <w:szCs w:val="18"/>
+        </w:rPr>
+        <w:t xml:space="preserve"> </w:t>
+      </w:r>
+      <w:proofErr w:type="spellStart"/>
+      <w:r>
+        <w:rPr>
+          <w:sz w:val="18"/>
+          <w:szCs w:val="18"/>
+        </w:rPr>
+        <w:t>sowie</w:t>
+      </w:r>
+      <w:proofErr w:type="spellEnd"/>
+      <w:r>
+        <w:rPr>
+          <w:sz w:val="18"/>
+          <w:szCs w:val="18"/>
+        </w:rPr>
+        <w:t xml:space="preserve"> CHECK- und UNIQUE-Constraints </w:t>
       </w:r>
       <w:proofErr w:type="spellStart"/>
       <w:r>
@@ -8032,247 +9512,87 @@
           <w:sz w:val="18"/>
           <w:szCs w:val="18"/>
         </w:rPr>
-        <w:t>optionale</w:t>
-      </w:r>
-      <w:proofErr w:type="spellEnd"/>
-      <w:r>
-        <w:rPr>
-          <w:sz w:val="18"/>
-          <w:szCs w:val="18"/>
-        </w:rPr>
-        <w:t xml:space="preserve"> </w:t>
-      </w:r>
-      <w:proofErr w:type="spellStart"/>
-      <w:r>
-        <w:rPr>
-          <w:sz w:val="18"/>
-          <w:szCs w:val="18"/>
-        </w:rPr>
-        <w:t>Beziehungen</w:t>
-      </w:r>
-      <w:proofErr w:type="spellEnd"/>
-      <w:r>
-        <w:rPr>
-          <w:sz w:val="18"/>
-          <w:szCs w:val="18"/>
-        </w:rPr>
-        <w:t xml:space="preserve">, </w:t>
-      </w:r>
-      <w:proofErr w:type="spellStart"/>
-      <w:r>
-        <w:rPr>
-          <w:sz w:val="18"/>
-          <w:szCs w:val="18"/>
-        </w:rPr>
-        <w:t>Aggregationen</w:t>
-      </w:r>
-      <w:proofErr w:type="spellEnd"/>
-      <w:r>
-        <w:rPr>
-          <w:sz w:val="18"/>
-          <w:szCs w:val="18"/>
-        </w:rPr>
-        <w:t xml:space="preserve"> </w:t>
-      </w:r>
-      <w:proofErr w:type="spellStart"/>
-      <w:r>
-        <w:rPr>
-          <w:sz w:val="18"/>
-          <w:szCs w:val="18"/>
-        </w:rPr>
-        <w:t>sowie</w:t>
-      </w:r>
-      <w:proofErr w:type="spellEnd"/>
-      <w:r>
-        <w:rPr>
-          <w:sz w:val="18"/>
-          <w:szCs w:val="18"/>
-        </w:rPr>
-        <w:t xml:space="preserve"> CHECK- und UNIQUE-Constraints </w:t>
-      </w:r>
-      <w:proofErr w:type="spellStart"/>
-      <w:r>
-        <w:rPr>
-          <w:sz w:val="18"/>
-          <w:szCs w:val="18"/>
-        </w:rPr>
-        <w:t>geprüft</w:t>
-      </w:r>
-      <w:proofErr w:type="spellEnd"/>
-      <w:r>
-        <w:rPr>
-          <w:sz w:val="18"/>
-          <w:szCs w:val="18"/>
-        </w:rPr>
-        <w:t xml:space="preserve">. </w:t>
-      </w:r>
-      <w:proofErr w:type="spellStart"/>
-      <w:r>
-        <w:rPr>
-          <w:sz w:val="18"/>
-          <w:szCs w:val="18"/>
-        </w:rPr>
-        <w:t>Erwartete</w:t>
-      </w:r>
-      <w:proofErr w:type="spellEnd"/>
-      <w:r>
-        <w:rPr>
-          <w:sz w:val="18"/>
-          <w:szCs w:val="18"/>
-        </w:rPr>
-        <w:t xml:space="preserve"> </w:t>
-      </w:r>
-      <w:proofErr w:type="spellStart"/>
-      <w:r>
-        <w:rPr>
-          <w:sz w:val="18"/>
-          <w:szCs w:val="18"/>
-        </w:rPr>
-        <w:t>Fehlermeldungen</w:t>
-      </w:r>
-      <w:proofErr w:type="spellEnd"/>
-      <w:r>
-        <w:rPr>
-          <w:sz w:val="18"/>
-          <w:szCs w:val="18"/>
-        </w:rPr>
-        <w:t xml:space="preserve"> </w:t>
-      </w:r>
-      <w:proofErr w:type="spellStart"/>
-      <w:r>
-        <w:rPr>
-          <w:sz w:val="18"/>
-          <w:szCs w:val="18"/>
-        </w:rPr>
-        <w:t>bei</w:t>
-      </w:r>
-      <w:proofErr w:type="spellEnd"/>
-      <w:r>
-        <w:rPr>
-          <w:sz w:val="18"/>
-          <w:szCs w:val="18"/>
-        </w:rPr>
-        <w:t xml:space="preserve"> </w:t>
-      </w:r>
-      <w:proofErr w:type="spellStart"/>
-      <w:r>
-        <w:rPr>
-          <w:sz w:val="18"/>
-          <w:szCs w:val="18"/>
-        </w:rPr>
-        <w:t>bewusst</w:t>
-      </w:r>
-      <w:proofErr w:type="spellEnd"/>
-      <w:r>
-        <w:rPr>
-          <w:sz w:val="18"/>
-          <w:szCs w:val="18"/>
-        </w:rPr>
-        <w:t xml:space="preserve"> </w:t>
-      </w:r>
-      <w:proofErr w:type="spellStart"/>
-      <w:r>
-        <w:rPr>
-          <w:sz w:val="18"/>
-          <w:szCs w:val="18"/>
-        </w:rPr>
-        <w:t>ungültigen</w:t>
-      </w:r>
-      <w:proofErr w:type="spellEnd"/>
-      <w:r>
-        <w:rPr>
-          <w:sz w:val="18"/>
-          <w:szCs w:val="18"/>
-        </w:rPr>
-        <w:t xml:space="preserve"> INSERT-</w:t>
-      </w:r>
-      <w:proofErr w:type="spellStart"/>
-      <w:r>
-        <w:rPr>
-          <w:sz w:val="18"/>
-          <w:szCs w:val="18"/>
-        </w:rPr>
-        <w:t>Anweisungen</w:t>
-      </w:r>
-      <w:proofErr w:type="spellEnd"/>
-      <w:r>
-        <w:rPr>
-          <w:sz w:val="18"/>
-          <w:szCs w:val="18"/>
-        </w:rPr>
-        <w:t xml:space="preserve"> </w:t>
-      </w:r>
-      <w:proofErr w:type="spellStart"/>
-      <w:r>
-        <w:rPr>
-          <w:sz w:val="18"/>
-          <w:szCs w:val="18"/>
-        </w:rPr>
-        <w:t>bestätigen</w:t>
-      </w:r>
-      <w:proofErr w:type="spellEnd"/>
-      <w:r>
-        <w:rPr>
-          <w:sz w:val="18"/>
-          <w:szCs w:val="18"/>
-        </w:rPr>
-        <w:t xml:space="preserve"> </w:t>
-      </w:r>
-      <w:proofErr w:type="spellStart"/>
-      <w:r>
-        <w:rPr>
-          <w:sz w:val="18"/>
-          <w:szCs w:val="18"/>
-        </w:rPr>
-        <w:t>dabei</w:t>
-      </w:r>
-      <w:proofErr w:type="spellEnd"/>
-      <w:r>
-        <w:rPr>
-          <w:sz w:val="18"/>
-          <w:szCs w:val="18"/>
-        </w:rPr>
-        <w:t xml:space="preserve"> die </w:t>
-      </w:r>
-      <w:proofErr w:type="spellStart"/>
-      <w:r>
-        <w:rPr>
-          <w:sz w:val="18"/>
-          <w:szCs w:val="18"/>
-        </w:rPr>
-        <w:t>Wirksamkeit</w:t>
-      </w:r>
-      <w:proofErr w:type="spellEnd"/>
-      <w:r>
-        <w:rPr>
-          <w:sz w:val="18"/>
-          <w:szCs w:val="18"/>
-        </w:rPr>
-        <w:t xml:space="preserve"> der </w:t>
-      </w:r>
-      <w:proofErr w:type="spellStart"/>
-      <w:r>
-        <w:rPr>
-          <w:sz w:val="18"/>
-          <w:szCs w:val="18"/>
-        </w:rPr>
-        <w:t>definierten</w:t>
-      </w:r>
-      <w:proofErr w:type="spellEnd"/>
-      <w:r>
-        <w:rPr>
-          <w:sz w:val="18"/>
-          <w:szCs w:val="18"/>
-        </w:rPr>
-        <w:t xml:space="preserve"> </w:t>
-      </w:r>
-      <w:proofErr w:type="spellStart"/>
-      <w:r>
-        <w:rPr>
-          <w:sz w:val="18"/>
-          <w:szCs w:val="18"/>
-        </w:rPr>
-        <w:t>Regeln</w:t>
+        <w:t>damit</w:t>
+      </w:r>
+      <w:proofErr w:type="spellEnd"/>
+      <w:r>
+        <w:rPr>
+          <w:sz w:val="18"/>
+          <w:szCs w:val="18"/>
+        </w:rPr>
+        <w:t xml:space="preserve"> </w:t>
+      </w:r>
+      <w:proofErr w:type="spellStart"/>
+      <w:r>
+        <w:rPr>
+          <w:sz w:val="18"/>
+          <w:szCs w:val="18"/>
+        </w:rPr>
+        <w:t>auch</w:t>
+      </w:r>
+      <w:proofErr w:type="spellEnd"/>
+      <w:r>
+        <w:rPr>
+          <w:sz w:val="18"/>
+          <w:szCs w:val="18"/>
+        </w:rPr>
+        <w:t xml:space="preserve"> </w:t>
+      </w:r>
+      <w:proofErr w:type="spellStart"/>
+      <w:r>
+        <w:rPr>
+          <w:sz w:val="18"/>
+          <w:szCs w:val="18"/>
+        </w:rPr>
+        <w:t>zentrale</w:t>
+      </w:r>
+      <w:proofErr w:type="spellEnd"/>
+      <w:r>
+        <w:rPr>
+          <w:sz w:val="18"/>
+          <w:szCs w:val="18"/>
+        </w:rPr>
+        <w:t xml:space="preserve"> </w:t>
+      </w:r>
+      <w:proofErr w:type="spellStart"/>
+      <w:r>
+        <w:rPr>
+          <w:sz w:val="18"/>
+          <w:szCs w:val="18"/>
+        </w:rPr>
+        <w:t>Geschäftsregeln</w:t>
+      </w:r>
+      <w:proofErr w:type="spellEnd"/>
+      <w:r>
+        <w:rPr>
+          <w:sz w:val="18"/>
+          <w:szCs w:val="18"/>
+        </w:rPr>
+        <w:t xml:space="preserve"> auf </w:t>
+      </w:r>
+      <w:proofErr w:type="spellStart"/>
+      <w:r>
+        <w:rPr>
+          <w:sz w:val="18"/>
+          <w:szCs w:val="18"/>
+        </w:rPr>
+        <w:t>Datenbankebene</w:t>
+      </w:r>
+      <w:proofErr w:type="spellEnd"/>
+      <w:r>
+        <w:rPr>
+          <w:sz w:val="18"/>
+          <w:szCs w:val="18"/>
+        </w:rPr>
+        <w:t xml:space="preserve"> </w:t>
+      </w:r>
+      <w:proofErr w:type="spellStart"/>
+      <w:r>
+        <w:rPr>
+          <w:sz w:val="18"/>
+          <w:szCs w:val="18"/>
+        </w:rPr>
+        <w:t>überprüft</w:t>
       </w:r>
       <w:proofErr w:type="spellEnd"/>
       <w:r>
@@ -8296,111 +9616,495 @@
           <w:sz w:val="18"/>
           <w:szCs w:val="18"/>
         </w:rPr>
-        <w:t xml:space="preserve">Die </w:t>
-      </w:r>
-      <w:proofErr w:type="spellStart"/>
-      <w:r>
-        <w:rPr>
-          <w:sz w:val="18"/>
-          <w:szCs w:val="18"/>
-        </w:rPr>
-        <w:t>Datenbank</w:t>
-      </w:r>
-      <w:proofErr w:type="spellEnd"/>
-      <w:r>
-        <w:rPr>
-          <w:sz w:val="18"/>
-          <w:szCs w:val="18"/>
-        </w:rPr>
-        <w:t xml:space="preserve"> </w:t>
-      </w:r>
-      <w:proofErr w:type="spellStart"/>
-      <w:r>
-        <w:rPr>
-          <w:sz w:val="18"/>
-          <w:szCs w:val="18"/>
-        </w:rPr>
-        <w:t>bildet</w:t>
-      </w:r>
-      <w:proofErr w:type="spellEnd"/>
-      <w:r>
-        <w:rPr>
-          <w:sz w:val="18"/>
-          <w:szCs w:val="18"/>
-        </w:rPr>
-        <w:t xml:space="preserve"> </w:t>
-      </w:r>
-      <w:proofErr w:type="spellStart"/>
-      <w:r>
-        <w:rPr>
-          <w:sz w:val="18"/>
-          <w:szCs w:val="18"/>
-        </w:rPr>
-        <w:t>damit</w:t>
-      </w:r>
-      <w:proofErr w:type="spellEnd"/>
-      <w:r>
-        <w:rPr>
-          <w:sz w:val="18"/>
-          <w:szCs w:val="18"/>
-        </w:rPr>
-        <w:t xml:space="preserve"> den </w:t>
-      </w:r>
-      <w:proofErr w:type="spellStart"/>
-      <w:r>
-        <w:rPr>
-          <w:sz w:val="18"/>
-          <w:szCs w:val="18"/>
-        </w:rPr>
-        <w:t>vorgesehenen</w:t>
-      </w:r>
-      <w:proofErr w:type="spellEnd"/>
-      <w:r>
-        <w:rPr>
-          <w:sz w:val="18"/>
-          <w:szCs w:val="18"/>
-        </w:rPr>
-        <w:t xml:space="preserve"> </w:t>
-      </w:r>
-      <w:proofErr w:type="spellStart"/>
-      <w:r>
-        <w:rPr>
-          <w:sz w:val="18"/>
-          <w:szCs w:val="18"/>
-        </w:rPr>
-        <w:t>Buchausleihprozess</w:t>
-      </w:r>
-      <w:proofErr w:type="spellEnd"/>
-      <w:r>
-        <w:rPr>
-          <w:sz w:val="18"/>
-          <w:szCs w:val="18"/>
-        </w:rPr>
-        <w:t xml:space="preserve"> </w:t>
-      </w:r>
-      <w:proofErr w:type="spellStart"/>
-      <w:r>
-        <w:rPr>
-          <w:sz w:val="18"/>
-          <w:szCs w:val="18"/>
-        </w:rPr>
-        <w:t>konsistent</w:t>
-      </w:r>
-      <w:proofErr w:type="spellEnd"/>
-      <w:r>
-        <w:rPr>
-          <w:sz w:val="18"/>
-          <w:szCs w:val="18"/>
-        </w:rPr>
-        <w:t xml:space="preserve"> ab und </w:t>
-      </w:r>
-      <w:proofErr w:type="spellStart"/>
-      <w:r>
-        <w:rPr>
-          <w:sz w:val="18"/>
-          <w:szCs w:val="18"/>
-        </w:rPr>
-        <w:t>stellt</w:t>
+        <w:t xml:space="preserve">Das </w:t>
+      </w:r>
+      <w:proofErr w:type="spellStart"/>
+      <w:r>
+        <w:rPr>
+          <w:sz w:val="18"/>
+          <w:szCs w:val="18"/>
+        </w:rPr>
+        <w:t>Tutorfeedback</w:t>
+      </w:r>
+      <w:proofErr w:type="spellEnd"/>
+      <w:r>
+        <w:rPr>
+          <w:sz w:val="18"/>
+          <w:szCs w:val="18"/>
+        </w:rPr>
+        <w:t xml:space="preserve"> </w:t>
+      </w:r>
+      <w:proofErr w:type="spellStart"/>
+      <w:r>
+        <w:rPr>
+          <w:sz w:val="18"/>
+          <w:szCs w:val="18"/>
+        </w:rPr>
+        <w:t>aus</w:t>
+      </w:r>
+      <w:proofErr w:type="spellEnd"/>
+      <w:r>
+        <w:rPr>
+          <w:sz w:val="18"/>
+          <w:szCs w:val="18"/>
+        </w:rPr>
+        <w:t xml:space="preserve"> Phase 2 </w:t>
+      </w:r>
+      <w:proofErr w:type="spellStart"/>
+      <w:r>
+        <w:rPr>
+          <w:sz w:val="18"/>
+          <w:szCs w:val="18"/>
+        </w:rPr>
+        <w:t>wurde</w:t>
+      </w:r>
+      <w:proofErr w:type="spellEnd"/>
+      <w:r>
+        <w:rPr>
+          <w:sz w:val="18"/>
+          <w:szCs w:val="18"/>
+        </w:rPr>
+        <w:t xml:space="preserve"> </w:t>
+      </w:r>
+      <w:proofErr w:type="spellStart"/>
+      <w:r>
+        <w:rPr>
+          <w:sz w:val="18"/>
+          <w:szCs w:val="18"/>
+        </w:rPr>
+        <w:t>bei</w:t>
+      </w:r>
+      <w:proofErr w:type="spellEnd"/>
+      <w:r>
+        <w:rPr>
+          <w:sz w:val="18"/>
+          <w:szCs w:val="18"/>
+        </w:rPr>
+        <w:t xml:space="preserve"> der </w:t>
+      </w:r>
+      <w:proofErr w:type="spellStart"/>
+      <w:r>
+        <w:rPr>
+          <w:sz w:val="18"/>
+          <w:szCs w:val="18"/>
+        </w:rPr>
+        <w:t>Finalisierung</w:t>
+      </w:r>
+      <w:proofErr w:type="spellEnd"/>
+      <w:r>
+        <w:rPr>
+          <w:sz w:val="18"/>
+          <w:szCs w:val="18"/>
+        </w:rPr>
+        <w:t xml:space="preserve"> </w:t>
+      </w:r>
+      <w:proofErr w:type="spellStart"/>
+      <w:r>
+        <w:rPr>
+          <w:sz w:val="18"/>
+          <w:szCs w:val="18"/>
+        </w:rPr>
+        <w:t>berücksichtigt</w:t>
+      </w:r>
+      <w:proofErr w:type="spellEnd"/>
+      <w:r>
+        <w:rPr>
+          <w:sz w:val="18"/>
+          <w:szCs w:val="18"/>
+        </w:rPr>
+        <w:t xml:space="preserve">. </w:t>
+      </w:r>
+      <w:proofErr w:type="spellStart"/>
+      <w:r>
+        <w:rPr>
+          <w:sz w:val="18"/>
+          <w:szCs w:val="18"/>
+        </w:rPr>
+        <w:t>Hierzu</w:t>
+      </w:r>
+      <w:proofErr w:type="spellEnd"/>
+      <w:r>
+        <w:rPr>
+          <w:sz w:val="18"/>
+          <w:szCs w:val="18"/>
+        </w:rPr>
+        <w:t xml:space="preserve"> </w:t>
+      </w:r>
+      <w:proofErr w:type="spellStart"/>
+      <w:r>
+        <w:rPr>
+          <w:sz w:val="18"/>
+          <w:szCs w:val="18"/>
+        </w:rPr>
+        <w:t>wurden</w:t>
+      </w:r>
+      <w:proofErr w:type="spellEnd"/>
+      <w:r>
+        <w:rPr>
+          <w:sz w:val="18"/>
+          <w:szCs w:val="18"/>
+        </w:rPr>
+        <w:t xml:space="preserve"> vier BEFORE-Trigger </w:t>
+      </w:r>
+      <w:proofErr w:type="spellStart"/>
+      <w:r>
+        <w:rPr>
+          <w:sz w:val="18"/>
+          <w:szCs w:val="18"/>
+        </w:rPr>
+        <w:t>implementiert</w:t>
+      </w:r>
+      <w:proofErr w:type="spellEnd"/>
+      <w:r>
+        <w:rPr>
+          <w:sz w:val="18"/>
+          <w:szCs w:val="18"/>
+        </w:rPr>
+        <w:t xml:space="preserve">, die </w:t>
+      </w:r>
+      <w:proofErr w:type="spellStart"/>
+      <w:r>
+        <w:rPr>
+          <w:sz w:val="18"/>
+          <w:szCs w:val="18"/>
+        </w:rPr>
+        <w:t>die</w:t>
+      </w:r>
+      <w:proofErr w:type="spellEnd"/>
+      <w:r>
+        <w:rPr>
+          <w:sz w:val="18"/>
+          <w:szCs w:val="18"/>
+        </w:rPr>
+        <w:t xml:space="preserve"> </w:t>
+      </w:r>
+      <w:proofErr w:type="spellStart"/>
+      <w:r>
+        <w:rPr>
+          <w:sz w:val="18"/>
+          <w:szCs w:val="18"/>
+        </w:rPr>
+        <w:t>beiden</w:t>
+      </w:r>
+      <w:proofErr w:type="spellEnd"/>
+      <w:r>
+        <w:rPr>
+          <w:sz w:val="18"/>
+          <w:szCs w:val="18"/>
+        </w:rPr>
+        <w:t xml:space="preserve"> </w:t>
+      </w:r>
+      <w:proofErr w:type="spellStart"/>
+      <w:r>
+        <w:rPr>
+          <w:sz w:val="18"/>
+          <w:szCs w:val="18"/>
+        </w:rPr>
+        <w:t>relevanten</w:t>
+      </w:r>
+      <w:proofErr w:type="spellEnd"/>
+      <w:r>
+        <w:rPr>
+          <w:sz w:val="18"/>
+          <w:szCs w:val="18"/>
+        </w:rPr>
+        <w:t xml:space="preserve"> </w:t>
+      </w:r>
+      <w:proofErr w:type="spellStart"/>
+      <w:r>
+        <w:rPr>
+          <w:sz w:val="18"/>
+          <w:szCs w:val="18"/>
+        </w:rPr>
+        <w:t>Geschäftsregeln</w:t>
+      </w:r>
+      <w:proofErr w:type="spellEnd"/>
+      <w:r>
+        <w:rPr>
+          <w:sz w:val="18"/>
+          <w:szCs w:val="18"/>
+        </w:rPr>
+        <w:t xml:space="preserve"> </w:t>
+      </w:r>
+      <w:proofErr w:type="spellStart"/>
+      <w:r>
+        <w:rPr>
+          <w:sz w:val="18"/>
+          <w:szCs w:val="18"/>
+        </w:rPr>
+        <w:t>bei</w:t>
+      </w:r>
+      <w:proofErr w:type="spellEnd"/>
+      <w:r>
+        <w:rPr>
+          <w:sz w:val="18"/>
+          <w:szCs w:val="18"/>
+        </w:rPr>
+        <w:t xml:space="preserve"> INSERT- und UPDATE-</w:t>
+      </w:r>
+      <w:proofErr w:type="spellStart"/>
+      <w:r>
+        <w:rPr>
+          <w:sz w:val="18"/>
+          <w:szCs w:val="18"/>
+        </w:rPr>
+        <w:t>Operationen</w:t>
+      </w:r>
+      <w:proofErr w:type="spellEnd"/>
+      <w:r>
+        <w:rPr>
+          <w:sz w:val="18"/>
+          <w:szCs w:val="18"/>
+        </w:rPr>
+        <w:t xml:space="preserve"> </w:t>
+      </w:r>
+      <w:proofErr w:type="spellStart"/>
+      <w:r>
+        <w:rPr>
+          <w:sz w:val="18"/>
+          <w:szCs w:val="18"/>
+        </w:rPr>
+        <w:t>absichern</w:t>
+      </w:r>
+      <w:proofErr w:type="spellEnd"/>
+      <w:r>
+        <w:rPr>
+          <w:sz w:val="18"/>
+          <w:szCs w:val="18"/>
+        </w:rPr>
+        <w:t xml:space="preserve">. Die vier </w:t>
+      </w:r>
+      <w:proofErr w:type="spellStart"/>
+      <w:r>
+        <w:rPr>
+          <w:sz w:val="18"/>
+          <w:szCs w:val="18"/>
+        </w:rPr>
+        <w:t>zusätzlichen</w:t>
+      </w:r>
+      <w:proofErr w:type="spellEnd"/>
+      <w:r>
+        <w:rPr>
+          <w:sz w:val="18"/>
+          <w:szCs w:val="18"/>
+        </w:rPr>
+        <w:t xml:space="preserve"> </w:t>
+      </w:r>
+      <w:proofErr w:type="spellStart"/>
+      <w:r>
+        <w:rPr>
+          <w:sz w:val="18"/>
+          <w:szCs w:val="18"/>
+        </w:rPr>
+        <w:t>Negativtests</w:t>
+      </w:r>
+      <w:proofErr w:type="spellEnd"/>
+      <w:r>
+        <w:rPr>
+          <w:sz w:val="18"/>
+          <w:szCs w:val="18"/>
+        </w:rPr>
+        <w:t xml:space="preserve"> </w:t>
+      </w:r>
+      <w:proofErr w:type="spellStart"/>
+      <w:r>
+        <w:rPr>
+          <w:sz w:val="18"/>
+          <w:szCs w:val="18"/>
+        </w:rPr>
+        <w:t>wurden</w:t>
+      </w:r>
+      <w:proofErr w:type="spellEnd"/>
+      <w:r>
+        <w:rPr>
+          <w:sz w:val="18"/>
+          <w:szCs w:val="18"/>
+        </w:rPr>
+        <w:t xml:space="preserve"> </w:t>
+      </w:r>
+      <w:proofErr w:type="spellStart"/>
+      <w:r>
+        <w:rPr>
+          <w:sz w:val="18"/>
+          <w:szCs w:val="18"/>
+        </w:rPr>
+        <w:t>jeweils</w:t>
+      </w:r>
+      <w:proofErr w:type="spellEnd"/>
+      <w:r>
+        <w:rPr>
+          <w:sz w:val="18"/>
+          <w:szCs w:val="18"/>
+        </w:rPr>
+        <w:t xml:space="preserve"> </w:t>
+      </w:r>
+      <w:proofErr w:type="spellStart"/>
+      <w:r>
+        <w:rPr>
+          <w:sz w:val="18"/>
+          <w:szCs w:val="18"/>
+        </w:rPr>
+        <w:t>mit</w:t>
+      </w:r>
+      <w:proofErr w:type="spellEnd"/>
+      <w:r>
+        <w:rPr>
+          <w:sz w:val="18"/>
+          <w:szCs w:val="18"/>
+        </w:rPr>
+        <w:t xml:space="preserve"> der </w:t>
+      </w:r>
+      <w:proofErr w:type="spellStart"/>
+      <w:r>
+        <w:rPr>
+          <w:sz w:val="18"/>
+          <w:szCs w:val="18"/>
+        </w:rPr>
+        <w:t>erwarteten</w:t>
+      </w:r>
+      <w:proofErr w:type="spellEnd"/>
+      <w:r>
+        <w:rPr>
+          <w:sz w:val="18"/>
+          <w:szCs w:val="18"/>
+        </w:rPr>
+        <w:t xml:space="preserve"> </w:t>
+      </w:r>
+      <w:proofErr w:type="spellStart"/>
+      <w:r>
+        <w:rPr>
+          <w:sz w:val="18"/>
+          <w:szCs w:val="18"/>
+        </w:rPr>
+        <w:t>Fehlermeldung</w:t>
+      </w:r>
+      <w:proofErr w:type="spellEnd"/>
+      <w:r>
+        <w:rPr>
+          <w:sz w:val="18"/>
+          <w:szCs w:val="18"/>
+        </w:rPr>
+        <w:t xml:space="preserve"> </w:t>
+      </w:r>
+      <w:proofErr w:type="spellStart"/>
+      <w:r>
+        <w:rPr>
+          <w:sz w:val="18"/>
+          <w:szCs w:val="18"/>
+        </w:rPr>
+        <w:t>abgelehnt</w:t>
+      </w:r>
+      <w:proofErr w:type="spellEnd"/>
+      <w:r>
+        <w:rPr>
+          <w:sz w:val="18"/>
+          <w:szCs w:val="18"/>
+        </w:rPr>
+        <w:t xml:space="preserve">, </w:t>
+      </w:r>
+      <w:proofErr w:type="spellStart"/>
+      <w:r>
+        <w:rPr>
+          <w:sz w:val="18"/>
+          <w:szCs w:val="18"/>
+        </w:rPr>
+        <w:t>während</w:t>
+      </w:r>
+      <w:proofErr w:type="spellEnd"/>
+      <w:r>
+        <w:rPr>
+          <w:sz w:val="18"/>
+          <w:szCs w:val="18"/>
+        </w:rPr>
+        <w:t xml:space="preserve"> die </w:t>
+      </w:r>
+      <w:proofErr w:type="spellStart"/>
+      <w:r>
+        <w:rPr>
+          <w:sz w:val="18"/>
+          <w:szCs w:val="18"/>
+        </w:rPr>
+        <w:t>vorhandenen</w:t>
+      </w:r>
+      <w:proofErr w:type="spellEnd"/>
+      <w:r>
+        <w:rPr>
+          <w:sz w:val="18"/>
+          <w:szCs w:val="18"/>
+        </w:rPr>
+        <w:t xml:space="preserve"> </w:t>
+      </w:r>
+      <w:proofErr w:type="spellStart"/>
+      <w:r>
+        <w:rPr>
+          <w:sz w:val="18"/>
+          <w:szCs w:val="18"/>
+        </w:rPr>
+        <w:t>Testdaten</w:t>
+      </w:r>
+      <w:proofErr w:type="spellEnd"/>
+      <w:r>
+        <w:rPr>
+          <w:sz w:val="18"/>
+          <w:szCs w:val="18"/>
+        </w:rPr>
+        <w:t xml:space="preserve"> </w:t>
+      </w:r>
+      <w:proofErr w:type="spellStart"/>
+      <w:r>
+        <w:rPr>
+          <w:sz w:val="18"/>
+          <w:szCs w:val="18"/>
+        </w:rPr>
+        <w:t>unverändert</w:t>
+      </w:r>
+      <w:proofErr w:type="spellEnd"/>
+      <w:r>
+        <w:rPr>
+          <w:sz w:val="18"/>
+          <w:szCs w:val="18"/>
+        </w:rPr>
+        <w:t xml:space="preserve"> </w:t>
+      </w:r>
+      <w:proofErr w:type="spellStart"/>
+      <w:r>
+        <w:rPr>
+          <w:sz w:val="18"/>
+          <w:szCs w:val="18"/>
+        </w:rPr>
+        <w:t>blieben</w:t>
+      </w:r>
+      <w:proofErr w:type="spellEnd"/>
+      <w:r>
+        <w:rPr>
+          <w:sz w:val="18"/>
+          <w:szCs w:val="18"/>
+        </w:rPr>
+        <w:t xml:space="preserve">. </w:t>
+      </w:r>
+      <w:proofErr w:type="spellStart"/>
+      <w:r>
+        <w:rPr>
+          <w:sz w:val="18"/>
+          <w:szCs w:val="18"/>
+        </w:rPr>
+        <w:t>Damit</w:t>
+      </w:r>
+      <w:proofErr w:type="spellEnd"/>
+      <w:r>
+        <w:rPr>
+          <w:sz w:val="18"/>
+          <w:szCs w:val="18"/>
+        </w:rPr>
+        <w:t xml:space="preserve"> </w:t>
+      </w:r>
+      <w:proofErr w:type="spellStart"/>
+      <w:r>
+        <w:rPr>
+          <w:sz w:val="18"/>
+          <w:szCs w:val="18"/>
+        </w:rPr>
+        <w:t>liegt</w:t>
       </w:r>
       <w:proofErr w:type="spellEnd"/>
       <w:r>
@@ -8432,287 +10136,47 @@
           <w:sz w:val="18"/>
           <w:szCs w:val="18"/>
         </w:rPr>
-        <w:t>belastbare</w:t>
-      </w:r>
-      <w:proofErr w:type="spellEnd"/>
-      <w:r>
-        <w:rPr>
-          <w:sz w:val="18"/>
-          <w:szCs w:val="18"/>
-        </w:rPr>
-        <w:t xml:space="preserve"> </w:t>
-      </w:r>
-      <w:proofErr w:type="spellStart"/>
-      <w:r>
-        <w:rPr>
-          <w:sz w:val="18"/>
-          <w:szCs w:val="18"/>
-        </w:rPr>
-        <w:t>Grundlage</w:t>
-      </w:r>
-      <w:proofErr w:type="spellEnd"/>
-      <w:r>
-        <w:rPr>
-          <w:sz w:val="18"/>
-          <w:szCs w:val="18"/>
-        </w:rPr>
-        <w:t xml:space="preserve"> für die </w:t>
-      </w:r>
-      <w:proofErr w:type="spellStart"/>
-      <w:r>
-        <w:rPr>
-          <w:sz w:val="18"/>
-          <w:szCs w:val="18"/>
-        </w:rPr>
-        <w:t>Finalisierungsphase</w:t>
-      </w:r>
-      <w:proofErr w:type="spellEnd"/>
-      <w:r>
-        <w:rPr>
-          <w:sz w:val="18"/>
-          <w:szCs w:val="18"/>
-        </w:rPr>
-        <w:t xml:space="preserve"> </w:t>
-      </w:r>
-      <w:proofErr w:type="spellStart"/>
-      <w:r>
-        <w:rPr>
-          <w:sz w:val="18"/>
-          <w:szCs w:val="18"/>
-        </w:rPr>
-        <w:t>dar</w:t>
-      </w:r>
-      <w:proofErr w:type="spellEnd"/>
-      <w:r>
-        <w:rPr>
-          <w:sz w:val="18"/>
-          <w:szCs w:val="18"/>
-        </w:rPr>
-        <w:t xml:space="preserve">. Das </w:t>
-      </w:r>
-      <w:proofErr w:type="spellStart"/>
-      <w:r>
-        <w:rPr>
-          <w:sz w:val="18"/>
-          <w:szCs w:val="18"/>
-        </w:rPr>
-        <w:t>Tutorfeedback</w:t>
-      </w:r>
-      <w:proofErr w:type="spellEnd"/>
-      <w:r>
-        <w:rPr>
-          <w:sz w:val="18"/>
-          <w:szCs w:val="18"/>
-        </w:rPr>
-        <w:t xml:space="preserve"> </w:t>
-      </w:r>
-      <w:proofErr w:type="spellStart"/>
-      <w:r>
-        <w:rPr>
-          <w:sz w:val="18"/>
-          <w:szCs w:val="18"/>
-        </w:rPr>
-        <w:t>aus</w:t>
-      </w:r>
-      <w:proofErr w:type="spellEnd"/>
-      <w:r>
-        <w:rPr>
-          <w:sz w:val="18"/>
-          <w:szCs w:val="18"/>
-        </w:rPr>
-        <w:t xml:space="preserve"> Phase 2 </w:t>
-      </w:r>
-      <w:proofErr w:type="spellStart"/>
-      <w:r>
-        <w:rPr>
-          <w:sz w:val="18"/>
-          <w:szCs w:val="18"/>
-        </w:rPr>
-        <w:t>wird</w:t>
-      </w:r>
-      <w:proofErr w:type="spellEnd"/>
-      <w:r>
-        <w:rPr>
-          <w:sz w:val="18"/>
-          <w:szCs w:val="18"/>
-        </w:rPr>
-        <w:t xml:space="preserve"> </w:t>
-      </w:r>
-      <w:proofErr w:type="spellStart"/>
-      <w:r>
-        <w:rPr>
-          <w:sz w:val="18"/>
-          <w:szCs w:val="18"/>
-        </w:rPr>
-        <w:t>nach</w:t>
-      </w:r>
-      <w:proofErr w:type="spellEnd"/>
-      <w:r>
-        <w:rPr>
-          <w:sz w:val="18"/>
-          <w:szCs w:val="18"/>
-        </w:rPr>
-        <w:t xml:space="preserve"> </w:t>
-      </w:r>
-      <w:proofErr w:type="spellStart"/>
-      <w:r>
-        <w:rPr>
-          <w:sz w:val="18"/>
-          <w:szCs w:val="18"/>
-        </w:rPr>
-        <w:t>Eingang</w:t>
-      </w:r>
-      <w:proofErr w:type="spellEnd"/>
-      <w:r>
-        <w:rPr>
-          <w:sz w:val="18"/>
-          <w:szCs w:val="18"/>
-        </w:rPr>
-        <w:t xml:space="preserve"> </w:t>
-      </w:r>
-      <w:proofErr w:type="spellStart"/>
-      <w:r>
-        <w:rPr>
-          <w:sz w:val="18"/>
-          <w:szCs w:val="18"/>
-        </w:rPr>
-        <w:t>geprüft</w:t>
-      </w:r>
-      <w:proofErr w:type="spellEnd"/>
-      <w:r>
-        <w:rPr>
-          <w:sz w:val="18"/>
-          <w:szCs w:val="18"/>
-        </w:rPr>
-        <w:t xml:space="preserve">. </w:t>
-      </w:r>
-      <w:proofErr w:type="spellStart"/>
-      <w:r>
-        <w:rPr>
-          <w:sz w:val="18"/>
-          <w:szCs w:val="18"/>
-        </w:rPr>
-        <w:t>Erforderliche</w:t>
-      </w:r>
-      <w:proofErr w:type="spellEnd"/>
-      <w:r>
-        <w:rPr>
-          <w:sz w:val="18"/>
-          <w:szCs w:val="18"/>
-        </w:rPr>
-        <w:t xml:space="preserve"> </w:t>
-      </w:r>
-      <w:proofErr w:type="spellStart"/>
-      <w:r>
-        <w:rPr>
-          <w:sz w:val="18"/>
-          <w:szCs w:val="18"/>
-        </w:rPr>
-        <w:t>fachliche</w:t>
-      </w:r>
-      <w:proofErr w:type="spellEnd"/>
-      <w:r>
-        <w:rPr>
-          <w:sz w:val="18"/>
-          <w:szCs w:val="18"/>
-        </w:rPr>
-        <w:t xml:space="preserve"> </w:t>
-      </w:r>
-      <w:proofErr w:type="spellStart"/>
-      <w:r>
-        <w:rPr>
-          <w:sz w:val="18"/>
-          <w:szCs w:val="18"/>
-        </w:rPr>
-        <w:t>oder</w:t>
-      </w:r>
-      <w:proofErr w:type="spellEnd"/>
-      <w:r>
-        <w:rPr>
-          <w:sz w:val="18"/>
-          <w:szCs w:val="18"/>
-        </w:rPr>
-        <w:t xml:space="preserve"> </w:t>
-      </w:r>
-      <w:proofErr w:type="spellStart"/>
-      <w:r>
-        <w:rPr>
-          <w:sz w:val="18"/>
-          <w:szCs w:val="18"/>
-        </w:rPr>
-        <w:t>technische</w:t>
-      </w:r>
-      <w:proofErr w:type="spellEnd"/>
-      <w:r>
-        <w:rPr>
-          <w:sz w:val="18"/>
-          <w:szCs w:val="18"/>
-        </w:rPr>
-        <w:t xml:space="preserve"> </w:t>
-      </w:r>
-      <w:proofErr w:type="spellStart"/>
-      <w:r>
-        <w:rPr>
-          <w:sz w:val="18"/>
-          <w:szCs w:val="18"/>
-        </w:rPr>
-        <w:t>Anpassungen</w:t>
-      </w:r>
-      <w:proofErr w:type="spellEnd"/>
-      <w:r>
-        <w:rPr>
-          <w:sz w:val="18"/>
-          <w:szCs w:val="18"/>
-        </w:rPr>
-        <w:t xml:space="preserve"> </w:t>
-      </w:r>
-      <w:proofErr w:type="spellStart"/>
-      <w:r>
-        <w:rPr>
-          <w:sz w:val="18"/>
-          <w:szCs w:val="18"/>
-        </w:rPr>
-        <w:t>werden</w:t>
-      </w:r>
-      <w:proofErr w:type="spellEnd"/>
-      <w:r>
-        <w:rPr>
-          <w:sz w:val="18"/>
-          <w:szCs w:val="18"/>
-        </w:rPr>
-        <w:t xml:space="preserve"> </w:t>
-      </w:r>
-      <w:proofErr w:type="spellStart"/>
-      <w:r>
-        <w:rPr>
-          <w:sz w:val="18"/>
-          <w:szCs w:val="18"/>
-        </w:rPr>
-        <w:t>anschließend</w:t>
-      </w:r>
-      <w:proofErr w:type="spellEnd"/>
-      <w:r>
-        <w:rPr>
-          <w:sz w:val="18"/>
-          <w:szCs w:val="18"/>
-        </w:rPr>
-        <w:t xml:space="preserve"> in die </w:t>
-      </w:r>
-      <w:proofErr w:type="spellStart"/>
-      <w:r>
-        <w:rPr>
-          <w:sz w:val="18"/>
-          <w:szCs w:val="18"/>
-        </w:rPr>
-        <w:t>endgültige</w:t>
-      </w:r>
-      <w:proofErr w:type="spellEnd"/>
-      <w:r>
-        <w:rPr>
-          <w:sz w:val="18"/>
-          <w:szCs w:val="18"/>
-        </w:rPr>
-        <w:t xml:space="preserve"> </w:t>
+        <w:t>konsistente</w:t>
+      </w:r>
+      <w:proofErr w:type="spellEnd"/>
+      <w:r>
+        <w:rPr>
+          <w:sz w:val="18"/>
+          <w:szCs w:val="18"/>
+        </w:rPr>
+        <w:t xml:space="preserve"> und </w:t>
+      </w:r>
+      <w:proofErr w:type="spellStart"/>
+      <w:r>
+        <w:rPr>
+          <w:sz w:val="18"/>
+          <w:szCs w:val="18"/>
+        </w:rPr>
+        <w:t>technisch</w:t>
+      </w:r>
+      <w:proofErr w:type="spellEnd"/>
+      <w:r>
+        <w:rPr>
+          <w:sz w:val="18"/>
+          <w:szCs w:val="18"/>
+        </w:rPr>
+        <w:t xml:space="preserve"> </w:t>
+      </w:r>
+      <w:proofErr w:type="spellStart"/>
+      <w:r>
+        <w:rPr>
+          <w:sz w:val="18"/>
+          <w:szCs w:val="18"/>
+        </w:rPr>
+        <w:t>abgesicherte</w:t>
+      </w:r>
+      <w:proofErr w:type="spellEnd"/>
+      <w:r>
+        <w:rPr>
+          <w:sz w:val="18"/>
+          <w:szCs w:val="18"/>
+        </w:rPr>
+        <w:t xml:space="preserve"> finale </w:t>
       </w:r>
       <w:proofErr w:type="spellStart"/>
       <w:r>
@@ -8728,31 +10192,15 @@
           <w:sz w:val="18"/>
           <w:szCs w:val="18"/>
         </w:rPr>
-        <w:t xml:space="preserve"> und </w:t>
-      </w:r>
-      <w:proofErr w:type="spellStart"/>
-      <w:r>
-        <w:rPr>
-          <w:sz w:val="18"/>
-          <w:szCs w:val="18"/>
-        </w:rPr>
-        <w:t>Dokumentation</w:t>
-      </w:r>
-      <w:proofErr w:type="spellEnd"/>
-      <w:r>
-        <w:rPr>
-          <w:sz w:val="18"/>
-          <w:szCs w:val="18"/>
-        </w:rPr>
-        <w:t xml:space="preserve"> </w:t>
-      </w:r>
-      <w:proofErr w:type="spellStart"/>
-      <w:r>
-        <w:rPr>
-          <w:sz w:val="18"/>
-          <w:szCs w:val="18"/>
-        </w:rPr>
-        <w:t>übernommen</w:t>
+        <w:t xml:space="preserve"> </w:t>
+      </w:r>
+      <w:proofErr w:type="spellStart"/>
+      <w:r>
+        <w:rPr>
+          <w:sz w:val="18"/>
+          <w:szCs w:val="18"/>
+        </w:rPr>
+        <w:t>vor</w:t>
       </w:r>
       <w:proofErr w:type="spellEnd"/>
       <w:r>
@@ -8766,16 +10214,6 @@
     <w:p>
       <w:pPr>
         <w:spacing w:after="120"/>
-      </w:pPr>
-    </w:p>
-    <w:p>
-      <w:pPr>
-        <w:spacing w:after="120"/>
-      </w:pPr>
-    </w:p>
-    <w:p>
-      <w:pPr>
-        <w:spacing w:after="0"/>
       </w:pPr>
     </w:p>
     <w:sectPr>
@@ -9911,7 +11349,6 @@
   <w:style w:type="character" w:default="1" w:styleId="Absatz-Standardschriftart">
     <w:name w:val="Default Paragraph Font"/>
     <w:uiPriority w:val="1"/>
-    <w:semiHidden/>
     <w:unhideWhenUsed/>
   </w:style>
   <w:style w:type="table" w:default="1" w:styleId="NormaleTabelle">
